--- a/바통/돌다리/예시결과/예시_인수인계서.docx
+++ b/바통/돌다리/예시결과/예시_인수인계서.docx
@@ -243,7 +243,7 @@
       <w:pPr/>
       <w:r>
         <w:rPr/>
-        <w:t xml:space="preserve">※ 읽는 분께: [확인 전] 24건은 프로그램이 문서에서 찾아 제안했으나 전임자가 아직 확인하지 않은 것이고, [일괄 넣음] 0건은 한꺼번에 넣어 하나씩 확인하지 않은 것이다. 원문(근거 파일)으로 확인하고, 모르면 전임자에게 물어 「인수 확인」 칸에 표시한다.</w:t>
+        <w:t xml:space="preserve">※ 읽는 분께: [확인 전] 25건은 프로그램이 문서에서 찾아 제안했으나 전임자가 아직 확인하지 않은 것이고, [일괄 넣음] 0건은 한꺼번에 넣어 하나씩 확인하지 않은 것이다. 원문(근거 파일)으로 확인하고, 모르면 전임자에게 물어 「인수 확인」 칸에 표시한다.</w:t>
       </w:r>
     </w:p>
     <w:p>
@@ -1380,6 +1380,75 @@
               <w:rPr>
                 <w:sz w:val="19"/>
               </w:rPr>
+              <w:t xml:space="preserve">진도점검 : 매월 5일까지 전월 실적을 집계하여 과장 보고</w:t>
+            </w:r>
+          </w:p>
+        </w:tc>
+        <w:tc>
+          <w:tcPr>
+            <w:tcW w:w="3360" w:type="dxa"/>
+          </w:tcPr>
+          <w:p>
+            <w:pPr>
+              <w:spacing w:after="0"/>
+            </w:pPr>
+            <w:r>
+              <w:rPr>
+                <w:sz w:val="19"/>
+              </w:rPr>
+              <w:t xml:space="preserve">01_공문/01_영업과412_202503_2025년_우편매출액_목표_달성_세부추진계획_수립.odt [확인 전]</w:t>
+            </w:r>
+          </w:p>
+        </w:tc>
+      </w:tr>
+      <w:tr>
+        <w:trPr>
+          <w:cantSplit/>
+        </w:trPr>
+        <w:tc>
+          <w:tcPr>
+            <w:tcW w:w="864" w:type="dxa"/>
+          </w:tcPr>
+          <w:p>
+            <w:pPr>
+              <w:spacing w:after="0"/>
+            </w:pPr>
+            <w:r>
+              <w:rPr>
+                <w:sz w:val="19"/>
+              </w:rPr>
+              <w:t xml:space="preserve">매월 5일</w:t>
+            </w:r>
+          </w:p>
+        </w:tc>
+        <w:tc>
+          <w:tcPr>
+            <w:tcW w:w="1536" w:type="dxa"/>
+          </w:tcPr>
+          <w:p>
+            <w:pPr>
+              <w:spacing w:after="0"/>
+            </w:pPr>
+            <w:r>
+              <w:rPr>
+                <w:sz w:val="19"/>
+              </w:rPr>
+              <w:t xml:space="preserve">매출·실적</w:t>
+            </w:r>
+          </w:p>
+        </w:tc>
+        <w:tc>
+          <w:tcPr>
+            <w:tcW w:w="3840" w:type="dxa"/>
+          </w:tcPr>
+          <w:p>
+            <w:pPr>
+              <w:spacing w:after="0"/>
+            </w:pPr>
+            <w:r>
+              <w:rPr>
+                <w:sz w:val="19"/>
+              </w:rPr>
               <w:t xml:space="preserve">(월별 점검) 매월 5일까지 전월 실적 집계 후 과장 보고, 분기별 관내국 진도점검 회의 개최</w:t>
             </w:r>
           </w:p>
@@ -1571,6 +1640,75 @@
               <w:rPr>
                 <w:sz w:val="19"/>
               </w:rPr>
+              <w:t xml:space="preserve">매출·실적</w:t>
+            </w:r>
+          </w:p>
+        </w:tc>
+        <w:tc>
+          <w:tcPr>
+            <w:tcW w:w="3840" w:type="dxa"/>
+          </w:tcPr>
+          <w:p>
+            <w:pPr>
+              <w:spacing w:after="0"/>
+            </w:pPr>
+            <w:r>
+              <w:rPr>
+                <w:sz w:val="19"/>
+              </w:rPr>
+              <w:t xml:space="preserve">매월 5일까지 전월 우편매출 실적을 집계하여 과장에게 보고한다.</w:t>
+            </w:r>
+          </w:p>
+        </w:tc>
+        <w:tc>
+          <w:tcPr>
+            <w:tcW w:w="3360" w:type="dxa"/>
+          </w:tcPr>
+          <w:p>
+            <w:pPr>
+              <w:spacing w:after="0"/>
+            </w:pPr>
+            <w:r>
+              <w:rPr>
+                <w:sz w:val="19"/>
+              </w:rPr>
+              <w:t xml:space="preserve">04_매뉴얼·회의록(워드)/우편영업실_업무매뉴얼_초안.docx [확인 전]</w:t>
+            </w:r>
+          </w:p>
+        </w:tc>
+      </w:tr>
+      <w:tr>
+        <w:trPr>
+          <w:cantSplit/>
+        </w:trPr>
+        <w:tc>
+          <w:tcPr>
+            <w:tcW w:w="864" w:type="dxa"/>
+          </w:tcPr>
+          <w:p>
+            <w:pPr>
+              <w:spacing w:after="0"/>
+            </w:pPr>
+            <w:r>
+              <w:rPr>
+                <w:sz w:val="19"/>
+              </w:rPr>
+              <w:t xml:space="preserve">익월 말</w:t>
+            </w:r>
+          </w:p>
+        </w:tc>
+        <w:tc>
+          <w:tcPr>
+            <w:tcW w:w="1536" w:type="dxa"/>
+          </w:tcPr>
+          <w:p>
+            <w:pPr>
+              <w:spacing w:after="0"/>
+            </w:pPr>
+            <w:r>
+              <w:rPr>
+                <w:sz w:val="19"/>
+              </w:rPr>
               <w:t xml:space="preserve">요금후납·계약</w:t>
             </w:r>
           </w:p>
@@ -1587,7 +1725,7 @@
               <w:rPr>
                 <w:sz w:val="19"/>
               </w:rPr>
-              <w:t xml:space="preserve">매월 5일까지 전월 우편매출 실적을 집계하여 과장에게 보고한다.</w:t>
+              <w:t xml:space="preserve">미납 요금이 있으면 익월 말까지 납부를 독촉하고, 2개월 미납 시 발송을 정지한다.</w:t>
             </w:r>
           </w:p>
         </w:tc>
@@ -1624,7 +1762,7 @@
               <w:rPr>
                 <w:sz w:val="19"/>
               </w:rPr>
-              <w:t xml:space="preserve">익월 말</w:t>
+              <w:t xml:space="preserve">익월 10일</w:t>
             </w:r>
           </w:p>
         </w:tc>
@@ -1640,7 +1778,7 @@
               <w:rPr>
                 <w:sz w:val="19"/>
               </w:rPr>
-              <w:t xml:space="preserve">요금후납·계약</w:t>
+              <w:t xml:space="preserve">창구전시판매</w:t>
             </w:r>
           </w:p>
         </w:tc>
@@ -1656,7 +1794,7 @@
               <w:rPr>
                 <w:sz w:val="19"/>
               </w:rPr>
-              <w:t xml:space="preserve">미납 요금이 있으면 익월 말까지 납부를 독촉하고, 2개월 미납 시 발송을 정지한다.</w:t>
+              <w:t xml:space="preserve">판매대금은 익월 10일까지 공급업체에 정산한다.</w:t>
             </w:r>
           </w:p>
         </w:tc>
@@ -1693,7 +1831,7 @@
               <w:rPr>
                 <w:sz w:val="19"/>
               </w:rPr>
-              <w:t xml:space="preserve">익월 10일</w:t>
+              <w:t xml:space="preserve">2월</w:t>
             </w:r>
           </w:p>
         </w:tc>
@@ -1709,7 +1847,7 @@
               <w:rPr>
                 <w:sz w:val="19"/>
               </w:rPr>
-              <w:t xml:space="preserve">요금후납·계약</w:t>
+              <w:t xml:space="preserve">매출·실적</w:t>
             </w:r>
           </w:p>
         </w:tc>
@@ -1725,7 +1863,7 @@
               <w:rPr>
                 <w:sz w:val="19"/>
               </w:rPr>
-              <w:t xml:space="preserve">판매대금은 익월 10일까지 공급업체에 정산한다.</w:t>
+              <w:t xml:space="preserve">2. 2026년도 우편매출액 목표를 붙임과 같이 배정하니 세부추진계획을 수립하여 3월 13일까지 제출하여 주시기 바랍니다.</w:t>
             </w:r>
           </w:p>
         </w:tc>
@@ -1741,7 +1879,7 @@
               <w:rPr>
                 <w:sz w:val="19"/>
               </w:rPr>
-              <w:t xml:space="preserve">04_매뉴얼·회의록(워드)/우편영업실_업무매뉴얼_초안.docx [확인 전]</w:t>
+              <w:t xml:space="preserve">2026년도 우편매출액 목표 배정 알림 · 2025·2026년 [확인 전]</w:t>
             </w:r>
           </w:p>
         </w:tc>
@@ -1762,7 +1900,7 @@
               <w:rPr>
                 <w:sz w:val="19"/>
               </w:rPr>
-              <w:t xml:space="preserve">2월</w:t>
+              <w:t xml:space="preserve">매주 금요일</w:t>
             </w:r>
           </w:p>
         </w:tc>
@@ -1778,6 +1916,213 @@
               <w:rPr>
                 <w:sz w:val="19"/>
               </w:rPr>
+              <w:t xml:space="preserve">창구전시판매</w:t>
+            </w:r>
+          </w:p>
+        </w:tc>
+        <w:tc>
+          <w:tcPr>
+            <w:tcW w:w="3840" w:type="dxa"/>
+          </w:tcPr>
+          <w:p>
+            <w:pPr>
+              <w:spacing w:after="0"/>
+            </w:pPr>
+            <w:r>
+              <w:rPr>
+                <w:sz w:val="19"/>
+              </w:rPr>
+              <w:t xml:space="preserve">(창구전시판매) 민원실 매대에 우체국쇼핑 지역특산품 6종 진열, 매주 금요일 재고 점검</w:t>
+            </w:r>
+          </w:p>
+        </w:tc>
+        <w:tc>
+          <w:tcPr>
+            <w:tcW w:w="3360" w:type="dxa"/>
+          </w:tcPr>
+          <w:p>
+            <w:pPr>
+              <w:spacing w:after="0"/>
+            </w:pPr>
+            <w:r>
+              <w:rPr>
+                <w:sz w:val="19"/>
+              </w:rPr>
+              <w:t xml:space="preserve">02_보고서·계획(한글)/01_2025년_우편매출액_목표_달성_세부추진계획.hwpx [확인 전]</w:t>
+            </w:r>
+          </w:p>
+        </w:tc>
+      </w:tr>
+      <w:tr>
+        <w:trPr>
+          <w:cantSplit/>
+        </w:trPr>
+        <w:tc>
+          <w:tcPr>
+            <w:tcW w:w="864" w:type="dxa"/>
+          </w:tcPr>
+          <w:p>
+            <w:pPr>
+              <w:spacing w:after="0"/>
+            </w:pPr>
+            <w:r>
+              <w:rPr>
+                <w:sz w:val="19"/>
+              </w:rPr>
+              <w:t xml:space="preserve">매주 금요일</w:t>
+            </w:r>
+          </w:p>
+        </w:tc>
+        <w:tc>
+          <w:tcPr>
+            <w:tcW w:w="1536" w:type="dxa"/>
+          </w:tcPr>
+          <w:p>
+            <w:pPr>
+              <w:spacing w:after="0"/>
+            </w:pPr>
+            <w:r>
+              <w:rPr>
+                <w:sz w:val="19"/>
+              </w:rPr>
+              <w:t xml:space="preserve">창구전시판매</w:t>
+            </w:r>
+          </w:p>
+        </w:tc>
+        <w:tc>
+          <w:tcPr>
+            <w:tcW w:w="3840" w:type="dxa"/>
+          </w:tcPr>
+          <w:p>
+            <w:pPr>
+              <w:spacing w:after="0"/>
+            </w:pPr>
+            <w:r>
+              <w:rPr>
+                <w:sz w:val="19"/>
+              </w:rPr>
+              <w:t xml:space="preserve">재고점검 : 매주 금요일 매대 재고를 확인하고 판매대장에 기록</w:t>
+            </w:r>
+          </w:p>
+        </w:tc>
+        <w:tc>
+          <w:tcPr>
+            <w:tcW w:w="3360" w:type="dxa"/>
+          </w:tcPr>
+          <w:p>
+            <w:pPr>
+              <w:spacing w:after="0"/>
+            </w:pPr>
+            <w:r>
+              <w:rPr>
+                <w:sz w:val="19"/>
+              </w:rPr>
+              <w:t xml:space="preserve">01_공문/03_영업과655_202504_2025년_상반기_창구전시판매_매대_운영_계획.odt [확인 전]</w:t>
+            </w:r>
+          </w:p>
+        </w:tc>
+      </w:tr>
+      <w:tr>
+        <w:trPr>
+          <w:cantSplit/>
+        </w:trPr>
+        <w:tc>
+          <w:tcPr>
+            <w:tcW w:w="864" w:type="dxa"/>
+          </w:tcPr>
+          <w:p>
+            <w:pPr>
+              <w:spacing w:after="0"/>
+            </w:pPr>
+            <w:r>
+              <w:rPr>
+                <w:sz w:val="19"/>
+              </w:rPr>
+              <w:t xml:space="preserve">매주 금요일</w:t>
+            </w:r>
+          </w:p>
+        </w:tc>
+        <w:tc>
+          <w:tcPr>
+            <w:tcW w:w="1536" w:type="dxa"/>
+          </w:tcPr>
+          <w:p>
+            <w:pPr>
+              <w:spacing w:after="0"/>
+            </w:pPr>
+            <w:r>
+              <w:rPr>
+                <w:sz w:val="19"/>
+              </w:rPr>
+              <w:t xml:space="preserve">창구전시판매</w:t>
+            </w:r>
+          </w:p>
+        </w:tc>
+        <w:tc>
+          <w:tcPr>
+            <w:tcW w:w="3840" w:type="dxa"/>
+          </w:tcPr>
+          <w:p>
+            <w:pPr>
+              <w:spacing w:after="0"/>
+            </w:pPr>
+            <w:r>
+              <w:rPr>
+                <w:sz w:val="19"/>
+              </w:rPr>
+              <w:t xml:space="preserve">(재고 관리) 매주 금요일 재고 점검 12회 실시, 유통기한 경과 품목 0건</w:t>
+            </w:r>
+          </w:p>
+        </w:tc>
+        <w:tc>
+          <w:tcPr>
+            <w:tcW w:w="3360" w:type="dxa"/>
+          </w:tcPr>
+          <w:p>
+            <w:pPr>
+              <w:spacing w:after="0"/>
+            </w:pPr>
+            <w:r>
+              <w:rPr>
+                <w:sz w:val="19"/>
+              </w:rPr>
+              <w:t xml:space="preserve">02_보고서·계획(한글)/02_2025년_상반기_창구전시판매_운영_결과.hwpx [확인 전]</w:t>
+            </w:r>
+          </w:p>
+        </w:tc>
+      </w:tr>
+      <w:tr>
+        <w:trPr>
+          <w:cantSplit/>
+        </w:trPr>
+        <w:tc>
+          <w:tcPr>
+            <w:tcW w:w="864" w:type="dxa"/>
+          </w:tcPr>
+          <w:p>
+            <w:pPr>
+              <w:spacing w:after="0"/>
+            </w:pPr>
+            <w:r>
+              <w:rPr>
+                <w:sz w:val="19"/>
+              </w:rPr>
+              <w:t xml:space="preserve">7월</w:t>
+            </w:r>
+          </w:p>
+        </w:tc>
+        <w:tc>
+          <w:tcPr>
+            <w:tcW w:w="1536" w:type="dxa"/>
+          </w:tcPr>
+          <w:p>
+            <w:pPr>
+              <w:spacing w:after="0"/>
+            </w:pPr>
+            <w:r>
+              <w:rPr>
+                <w:sz w:val="19"/>
+              </w:rPr>
               <w:t xml:space="preserve">매출·실적</w:t>
             </w:r>
           </w:p>
@@ -1794,7 +2139,7 @@
               <w:rPr>
                 <w:sz w:val="19"/>
               </w:rPr>
-              <w:t xml:space="preserve">2. 2026년도 우편매출액 목표를 붙임과 같이 배정하니 세부추진계획을 수립하여 3월 13일까지 제출하여 주시기 바랍니다.</w:t>
+              <w:t xml:space="preserve">원문: 다. 준비사항 : 국별 상반기 실적과 하반기 추진계획을 7월 18일까지 영업과로 제출</w:t>
             </w:r>
           </w:p>
         </w:tc>
@@ -1810,7 +2155,7 @@
               <w:rPr>
                 <w:sz w:val="19"/>
               </w:rPr>
-              <w:t xml:space="preserve">2026년도 우편매출액 목표 배정 알림 · 2025·2026년 [확인 전]</w:t>
+              <w:t xml:space="preserve">2025년 하반기 우편매출 진도점검 회의 개최 알림 · 2024·2025년 [확인 전]</w:t>
             </w:r>
           </w:p>
         </w:tc>
@@ -1831,6 +2176,144 @@
               <w:rPr>
                 <w:sz w:val="19"/>
               </w:rPr>
+              <w:t xml:space="preserve">8월</w:t>
+            </w:r>
+          </w:p>
+        </w:tc>
+        <w:tc>
+          <w:tcPr>
+            <w:tcW w:w="1536" w:type="dxa"/>
+          </w:tcPr>
+          <w:p>
+            <w:pPr>
+              <w:spacing w:after="0"/>
+            </w:pPr>
+            <w:r>
+              <w:rPr>
+                <w:sz w:val="19"/>
+              </w:rPr>
+              <w:t xml:space="preserve">소포·택배·EMS</w:t>
+            </w:r>
+          </w:p>
+        </w:tc>
+        <w:tc>
+          <w:tcPr>
+            <w:tcW w:w="3840" w:type="dxa"/>
+          </w:tcPr>
+          <w:p>
+            <w:pPr>
+              <w:spacing w:after="0"/>
+            </w:pPr>
+            <w:r>
+              <w:rPr>
+                <w:sz w:val="19"/>
+              </w:rPr>
+              <w:t xml:space="preserve">다. 계약소포 : 요금후납 계약업체에 발송 예정 물량을 9월 11일까지 통보하도록 안내</w:t>
+            </w:r>
+          </w:p>
+        </w:tc>
+        <w:tc>
+          <w:tcPr>
+            <w:tcW w:w="3360" w:type="dxa"/>
+          </w:tcPr>
+          <w:p>
+            <w:pPr>
+              <w:spacing w:after="0"/>
+            </w:pPr>
+            <w:r>
+              <w:rPr>
+                <w:sz w:val="19"/>
+              </w:rPr>
+              <w:t xml:space="preserve">2026년 추석 명절 소포우편물 특별소통 대책 추진 · 2024·2025·2026년 [확인 전]</w:t>
+            </w:r>
+          </w:p>
+        </w:tc>
+      </w:tr>
+      <w:tr>
+        <w:trPr>
+          <w:cantSplit/>
+        </w:trPr>
+        <w:tc>
+          <w:tcPr>
+            <w:tcW w:w="864" w:type="dxa"/>
+          </w:tcPr>
+          <w:p>
+            <w:pPr>
+              <w:spacing w:after="0"/>
+            </w:pPr>
+            <w:r>
+              <w:rPr>
+                <w:sz w:val="19"/>
+              </w:rPr>
+              <w:t xml:space="preserve">10월</w:t>
+            </w:r>
+          </w:p>
+        </w:tc>
+        <w:tc>
+          <w:tcPr>
+            <w:tcW w:w="1536" w:type="dxa"/>
+          </w:tcPr>
+          <w:p>
+            <w:pPr>
+              <w:spacing w:after="0"/>
+            </w:pPr>
+            <w:r>
+              <w:rPr>
+                <w:sz w:val="19"/>
+              </w:rPr>
+              <w:t xml:space="preserve">우체국쇼핑</w:t>
+            </w:r>
+          </w:p>
+        </w:tc>
+        <w:tc>
+          <w:tcPr>
+            <w:tcW w:w="3840" w:type="dxa"/>
+          </w:tcPr>
+          <w:p>
+            <w:pPr>
+              <w:spacing w:after="0"/>
+            </w:pPr>
+            <w:r>
+              <w:rPr>
+                <w:sz w:val="19"/>
+              </w:rPr>
+              <w:t xml:space="preserve">원문: 1. 우편영업과-3310(2025. 10. 2., 2025년 우편영업 우수사례 제출 요청) 관련</w:t>
+            </w:r>
+          </w:p>
+        </w:tc>
+        <w:tc>
+          <w:tcPr>
+            <w:tcW w:w="3360" w:type="dxa"/>
+          </w:tcPr>
+          <w:p>
+            <w:pPr>
+              <w:spacing w:after="0"/>
+            </w:pPr>
+            <w:r>
+              <w:rPr>
+                <w:sz w:val="19"/>
+              </w:rPr>
+              <w:t xml:space="preserve">2025년 우편영업 우수사례 제출(가온) · 2024·2025년 [확인 전]</w:t>
+            </w:r>
+          </w:p>
+        </w:tc>
+      </w:tr>
+      <w:tr>
+        <w:trPr>
+          <w:cantSplit/>
+        </w:trPr>
+        <w:tc>
+          <w:tcPr>
+            <w:tcW w:w="864" w:type="dxa"/>
+          </w:tcPr>
+          <w:p>
+            <w:pPr>
+              <w:spacing w:after="0"/>
+            </w:pPr>
+            <w:r>
+              <w:rPr>
+                <w:sz w:val="19"/>
+              </w:rPr>
               <w:t xml:space="preserve">매주 금요일</w:t>
             </w:r>
           </w:p>
@@ -1847,421 +2330,7 @@
               <w:rPr>
                 <w:sz w:val="19"/>
               </w:rPr>
-              <w:t xml:space="preserve">매출·실적</w:t>
-            </w:r>
-          </w:p>
-        </w:tc>
-        <w:tc>
-          <w:tcPr>
-            <w:tcW w:w="3840" w:type="dxa"/>
-          </w:tcPr>
-          <w:p>
-            <w:pPr>
-              <w:spacing w:after="0"/>
-            </w:pPr>
-            <w:r>
-              <w:rPr>
-                <w:sz w:val="19"/>
-              </w:rPr>
-              <w:t xml:space="preserve">(창구전시판매) 민원실 매대에 우체국쇼핑 지역특산품 6종 진열, 매주 금요일 재고 점검</w:t>
-            </w:r>
-          </w:p>
-        </w:tc>
-        <w:tc>
-          <w:tcPr>
-            <w:tcW w:w="3360" w:type="dxa"/>
-          </w:tcPr>
-          <w:p>
-            <w:pPr>
-              <w:spacing w:after="0"/>
-            </w:pPr>
-            <w:r>
-              <w:rPr>
-                <w:sz w:val="19"/>
-              </w:rPr>
-              <w:t xml:space="preserve">02_보고서·계획(한글)/01_2025년_우편매출액_목표_달성_세부추진계획.hwpx [확인 전]</w:t>
-            </w:r>
-          </w:p>
-        </w:tc>
-      </w:tr>
-      <w:tr>
-        <w:trPr>
-          <w:cantSplit/>
-        </w:trPr>
-        <w:tc>
-          <w:tcPr>
-            <w:tcW w:w="864" w:type="dxa"/>
-          </w:tcPr>
-          <w:p>
-            <w:pPr>
-              <w:spacing w:after="0"/>
-            </w:pPr>
-            <w:r>
-              <w:rPr>
-                <w:sz w:val="19"/>
-              </w:rPr>
-              <w:t xml:space="preserve">매주 금요일</w:t>
-            </w:r>
-          </w:p>
-        </w:tc>
-        <w:tc>
-          <w:tcPr>
-            <w:tcW w:w="1536" w:type="dxa"/>
-          </w:tcPr>
-          <w:p>
-            <w:pPr>
-              <w:spacing w:after="0"/>
-            </w:pPr>
-            <w:r>
-              <w:rPr>
-                <w:sz w:val="19"/>
-              </w:rPr>
               <w:t xml:space="preserve">창구전시판매</w:t>
-            </w:r>
-          </w:p>
-        </w:tc>
-        <w:tc>
-          <w:tcPr>
-            <w:tcW w:w="3840" w:type="dxa"/>
-          </w:tcPr>
-          <w:p>
-            <w:pPr>
-              <w:spacing w:after="0"/>
-            </w:pPr>
-            <w:r>
-              <w:rPr>
-                <w:sz w:val="19"/>
-              </w:rPr>
-              <w:t xml:space="preserve">재고점검 : 매주 금요일 매대 재고를 확인하고 판매대장에 기록</w:t>
-            </w:r>
-          </w:p>
-        </w:tc>
-        <w:tc>
-          <w:tcPr>
-            <w:tcW w:w="3360" w:type="dxa"/>
-          </w:tcPr>
-          <w:p>
-            <w:pPr>
-              <w:spacing w:after="0"/>
-            </w:pPr>
-            <w:r>
-              <w:rPr>
-                <w:sz w:val="19"/>
-              </w:rPr>
-              <w:t xml:space="preserve">01_공문/03_영업과655_202504_2025년_상반기_창구전시판매_매대_운영_계획.odt [확인 전]</w:t>
-            </w:r>
-          </w:p>
-        </w:tc>
-      </w:tr>
-      <w:tr>
-        <w:trPr>
-          <w:cantSplit/>
-        </w:trPr>
-        <w:tc>
-          <w:tcPr>
-            <w:tcW w:w="864" w:type="dxa"/>
-          </w:tcPr>
-          <w:p>
-            <w:pPr>
-              <w:spacing w:after="0"/>
-            </w:pPr>
-            <w:r>
-              <w:rPr>
-                <w:sz w:val="19"/>
-              </w:rPr>
-              <w:t xml:space="preserve">7월</w:t>
-            </w:r>
-          </w:p>
-        </w:tc>
-        <w:tc>
-          <w:tcPr>
-            <w:tcW w:w="1536" w:type="dxa"/>
-          </w:tcPr>
-          <w:p>
-            <w:pPr>
-              <w:spacing w:after="0"/>
-            </w:pPr>
-            <w:r>
-              <w:rPr>
-                <w:sz w:val="19"/>
-              </w:rPr>
-              <w:t xml:space="preserve">매출·실적</w:t>
-            </w:r>
-          </w:p>
-        </w:tc>
-        <w:tc>
-          <w:tcPr>
-            <w:tcW w:w="3840" w:type="dxa"/>
-          </w:tcPr>
-          <w:p>
-            <w:pPr>
-              <w:spacing w:after="0"/>
-            </w:pPr>
-            <w:r>
-              <w:rPr>
-                <w:sz w:val="19"/>
-              </w:rPr>
-              <w:t xml:space="preserve">원문: 다. 준비사항 : 국별 상반기 실적과 하반기 추진계획을 7월 18일까지 영업과로 제출</w:t>
-            </w:r>
-          </w:p>
-        </w:tc>
-        <w:tc>
-          <w:tcPr>
-            <w:tcW w:w="3360" w:type="dxa"/>
-          </w:tcPr>
-          <w:p>
-            <w:pPr>
-              <w:spacing w:after="0"/>
-            </w:pPr>
-            <w:r>
-              <w:rPr>
-                <w:sz w:val="19"/>
-              </w:rPr>
-              <w:t xml:space="preserve">2025년 하반기 우편매출 진도점검 회의 개최 알림 · 2024·2025년 [확인 전]</w:t>
-            </w:r>
-          </w:p>
-        </w:tc>
-      </w:tr>
-      <w:tr>
-        <w:trPr>
-          <w:cantSplit/>
-        </w:trPr>
-        <w:tc>
-          <w:tcPr>
-            <w:tcW w:w="864" w:type="dxa"/>
-          </w:tcPr>
-          <w:p>
-            <w:pPr>
-              <w:spacing w:after="0"/>
-            </w:pPr>
-            <w:r>
-              <w:rPr>
-                <w:sz w:val="19"/>
-              </w:rPr>
-              <w:t xml:space="preserve">매주 금요일</w:t>
-            </w:r>
-          </w:p>
-        </w:tc>
-        <w:tc>
-          <w:tcPr>
-            <w:tcW w:w="1536" w:type="dxa"/>
-          </w:tcPr>
-          <w:p>
-            <w:pPr>
-              <w:spacing w:after="0"/>
-            </w:pPr>
-            <w:r>
-              <w:rPr>
-                <w:sz w:val="19"/>
-              </w:rPr>
-              <w:t xml:space="preserve">창구전시판매</w:t>
-            </w:r>
-          </w:p>
-        </w:tc>
-        <w:tc>
-          <w:tcPr>
-            <w:tcW w:w="3840" w:type="dxa"/>
-          </w:tcPr>
-          <w:p>
-            <w:pPr>
-              <w:spacing w:after="0"/>
-            </w:pPr>
-            <w:r>
-              <w:rPr>
-                <w:sz w:val="19"/>
-              </w:rPr>
-              <w:t xml:space="preserve">(재고 관리) 매주 금요일 재고 점검 12회 실시, 유통기한 경과 품목 0건</w:t>
-            </w:r>
-          </w:p>
-        </w:tc>
-        <w:tc>
-          <w:tcPr>
-            <w:tcW w:w="3360" w:type="dxa"/>
-          </w:tcPr>
-          <w:p>
-            <w:pPr>
-              <w:spacing w:after="0"/>
-            </w:pPr>
-            <w:r>
-              <w:rPr>
-                <w:sz w:val="19"/>
-              </w:rPr>
-              <w:t xml:space="preserve">02_보고서·계획(한글)/02_2025년_상반기_창구전시판매_운영_결과.hwpx [확인 전]</w:t>
-            </w:r>
-          </w:p>
-        </w:tc>
-      </w:tr>
-      <w:tr>
-        <w:trPr>
-          <w:cantSplit/>
-        </w:trPr>
-        <w:tc>
-          <w:tcPr>
-            <w:tcW w:w="864" w:type="dxa"/>
-          </w:tcPr>
-          <w:p>
-            <w:pPr>
-              <w:spacing w:after="0"/>
-            </w:pPr>
-            <w:r>
-              <w:rPr>
-                <w:sz w:val="19"/>
-              </w:rPr>
-              <w:t xml:space="preserve">8월</w:t>
-            </w:r>
-          </w:p>
-        </w:tc>
-        <w:tc>
-          <w:tcPr>
-            <w:tcW w:w="1536" w:type="dxa"/>
-          </w:tcPr>
-          <w:p>
-            <w:pPr>
-              <w:spacing w:after="0"/>
-            </w:pPr>
-            <w:r>
-              <w:rPr>
-                <w:sz w:val="19"/>
-              </w:rPr>
-              <w:t xml:space="preserve">소포·택배·EMS</w:t>
-            </w:r>
-          </w:p>
-        </w:tc>
-        <w:tc>
-          <w:tcPr>
-            <w:tcW w:w="3840" w:type="dxa"/>
-          </w:tcPr>
-          <w:p>
-            <w:pPr>
-              <w:spacing w:after="0"/>
-            </w:pPr>
-            <w:r>
-              <w:rPr>
-                <w:sz w:val="19"/>
-              </w:rPr>
-              <w:t xml:space="preserve">다. 계약소포 : 요금후납 계약업체에 발송 예정 물량을 9월 11일까지 통보하도록 안내</w:t>
-            </w:r>
-          </w:p>
-        </w:tc>
-        <w:tc>
-          <w:tcPr>
-            <w:tcW w:w="3360" w:type="dxa"/>
-          </w:tcPr>
-          <w:p>
-            <w:pPr>
-              <w:spacing w:after="0"/>
-            </w:pPr>
-            <w:r>
-              <w:rPr>
-                <w:sz w:val="19"/>
-              </w:rPr>
-              <w:t xml:space="preserve">2026년 추석 명절 소포우편물 특별소통 대책 추진 · 2024·2025·2026년 [확인 전]</w:t>
-            </w:r>
-          </w:p>
-        </w:tc>
-      </w:tr>
-      <w:tr>
-        <w:trPr>
-          <w:cantSplit/>
-        </w:trPr>
-        <w:tc>
-          <w:tcPr>
-            <w:tcW w:w="864" w:type="dxa"/>
-          </w:tcPr>
-          <w:p>
-            <w:pPr>
-              <w:spacing w:after="0"/>
-            </w:pPr>
-            <w:r>
-              <w:rPr>
-                <w:sz w:val="19"/>
-              </w:rPr>
-              <w:t xml:space="preserve">10월</w:t>
-            </w:r>
-          </w:p>
-        </w:tc>
-        <w:tc>
-          <w:tcPr>
-            <w:tcW w:w="1536" w:type="dxa"/>
-          </w:tcPr>
-          <w:p>
-            <w:pPr>
-              <w:spacing w:after="0"/>
-            </w:pPr>
-            <w:r>
-              <w:rPr>
-                <w:sz w:val="19"/>
-              </w:rPr>
-              <w:t xml:space="preserve">우체국쇼핑</w:t>
-            </w:r>
-          </w:p>
-        </w:tc>
-        <w:tc>
-          <w:tcPr>
-            <w:tcW w:w="3840" w:type="dxa"/>
-          </w:tcPr>
-          <w:p>
-            <w:pPr>
-              <w:spacing w:after="0"/>
-            </w:pPr>
-            <w:r>
-              <w:rPr>
-                <w:sz w:val="19"/>
-              </w:rPr>
-              <w:t xml:space="preserve">원문: 1. 우편영업과-3310(2025. 10. 2., 2025년 우편영업 우수사례 제출 요청) 관련</w:t>
-            </w:r>
-          </w:p>
-        </w:tc>
-        <w:tc>
-          <w:tcPr>
-            <w:tcW w:w="3360" w:type="dxa"/>
-          </w:tcPr>
-          <w:p>
-            <w:pPr>
-              <w:spacing w:after="0"/>
-            </w:pPr>
-            <w:r>
-              <w:rPr>
-                <w:sz w:val="19"/>
-              </w:rPr>
-              <w:t xml:space="preserve">2025년 우편영업 우수사례 제출(가온) · 2024·2025년 [확인 전]</w:t>
-            </w:r>
-          </w:p>
-        </w:tc>
-      </w:tr>
-      <w:tr>
-        <w:trPr>
-          <w:cantSplit/>
-        </w:trPr>
-        <w:tc>
-          <w:tcPr>
-            <w:tcW w:w="864" w:type="dxa"/>
-          </w:tcPr>
-          <w:p>
-            <w:pPr>
-              <w:spacing w:after="0"/>
-            </w:pPr>
-            <w:r>
-              <w:rPr>
-                <w:sz w:val="19"/>
-              </w:rPr>
-              <w:t xml:space="preserve">매주 금요일</w:t>
-            </w:r>
-          </w:p>
-        </w:tc>
-        <w:tc>
-          <w:tcPr>
-            <w:tcW w:w="1536" w:type="dxa"/>
-          </w:tcPr>
-          <w:p>
-            <w:pPr>
-              <w:spacing w:after="0"/>
-            </w:pPr>
-            <w:r>
-              <w:rPr>
-                <w:sz w:val="19"/>
-              </w:rPr>
-              <w:t xml:space="preserve">요금후납·계약</w:t>
             </w:r>
           </w:p>
         </w:tc>
@@ -2493,7 +2562,7 @@
               <w:rPr>
                 <w:sz w:val="19"/>
               </w:rPr>
-              <w:t xml:space="preserve">2025-09-01 · 01_공문/07_영업과1612_202509_요금후납_계약업체_우편물_발송_현황_점검_결과_보고.odt</w:t>
+              <w:t xml:space="preserve">2025-09-15 · 01_공문/07_영업과1612_202509_요금후납_계약업체_우편물_발송_현황_점검_결과_보고.odt</w:t>
             </w:r>
           </w:p>
         </w:tc>
@@ -2525,20 +2594,20 @@
               <w:rPr>
                 <w:sz w:val="19"/>
               </w:rPr>
-              <w:t xml:space="preserve">원문: 가. 점검결과 : 월평균 발송 통수 전년 대비 4.2% 증가, 요금 미납 1개소((주)한결물류, 7월분 1,240천원) / 나. 조치사항 : 미납 업체에 9월 30일까지 납부를 독촉하고, 미납 시 10월부터 요금후납 발송 정지</w:t>
-            </w:r>
-          </w:p>
-          <w:p>
-            <w:pPr>
-              <w:spacing w:after="0"/>
-            </w:pPr>
-            <w:r>
-              <w:rPr>
-                <w:sz w:val="19"/>
-              </w:rPr>
               <w:t xml:space="preserve">할 일: 나. 조치사항 : 미납 업체에 9월 30일까지 납부를 독촉하고, 미납 시 10월부터 요금후납 발송 정지</w:t>
             </w:r>
           </w:p>
+          <w:p>
+            <w:pPr>
+              <w:spacing w:after="0"/>
+            </w:pPr>
+            <w:r>
+              <w:rPr>
+                <w:sz w:val="19"/>
+              </w:rPr>
+              <w:t xml:space="preserve">원문: 가. 점검결과 : 월평균 발송 통수 전년 대비 4.2% 증가, 요금 미납 1개소((주)한결물류, 7월분 1,240천원) / 나. 조치사항 : 미납 업체에 9월 30일까지 납부를 독촉하고, 미납 시 10월부터 요금후납 발송 정지 / 다. 계약변경 : 2개소는 발송 물량 감소로 계약 조건 재협의 필요</w:t>
+            </w:r>
+          </w:p>
         </w:tc>
         <w:tc>
           <w:tcPr>
@@ -2670,20 +2739,20 @@
               <w:rPr>
                 <w:sz w:val="19"/>
               </w:rPr>
+              <w:t xml:space="preserve">할 일: - 세부추진계획 3월 13일까지 제출(서식은 우편영업과-658 붙임)</w:t>
+            </w:r>
+          </w:p>
+          <w:p>
+            <w:pPr>
+              <w:spacing w:after="0"/>
+            </w:pPr>
+            <w:r>
+              <w:rPr>
+                <w:sz w:val="19"/>
+              </w:rPr>
               <w:t xml:space="preserve">원문: - 세부추진계획 3월 13일까지 제출(서식은 우편영업과-658 붙임) / - 매대 가온배 교환 여부 결정</w:t>
             </w:r>
           </w:p>
-          <w:p>
-            <w:pPr>
-              <w:spacing w:after="0"/>
-            </w:pPr>
-            <w:r>
-              <w:rPr>
-                <w:sz w:val="19"/>
-              </w:rPr>
-              <w:t xml:space="preserve">할 일: - 세부추진계획 3월 13일까지 제출(서식은 우편영업과-658 붙임)</w:t>
-            </w:r>
-          </w:p>
         </w:tc>
         <w:tc>
           <w:tcPr>
@@ -2761,7 +2830,7 @@
               <w:rPr>
                 <w:sz w:val="19"/>
               </w:rPr>
-              <w:t xml:space="preserve">2025-11-01 · 01_공문/09_영업과2015_202511_연말연시_우편물_특별소통기간_운영_협조_요청.odt</w:t>
+              <w:t xml:space="preserve">2025-11-17 · 01_공문/09_영업과2015_202511_연말연시_우편물_특별소통기간_운영_협조_요청.odt</w:t>
             </w:r>
           </w:p>
         </w:tc>
@@ -2826,20 +2895,20 @@
               <w:rPr>
                 <w:sz w:val="19"/>
               </w:rPr>
+              <w:t xml:space="preserve">할 일: 다. 실적보고 : 기간 중 접수 실적을 1월 12일까지 영업과로 제출</w:t>
+            </w:r>
+          </w:p>
+          <w:p>
+            <w:pPr>
+              <w:spacing w:after="0"/>
+            </w:pPr>
+            <w:r>
+              <w:rPr>
+                <w:sz w:val="19"/>
+              </w:rPr>
               <w:t xml:space="preserve">원문: 제목 연말연시 우편물 특별소통기간 운영 협조 요청 / 2. 연말연시 우편물 특별소통기간 운영에 관내국의 협조를 다음과 같이 요청합니다. / 다. 실적보고 : 기간 중 접수 실적을 1월 12일까지 영업과로 제출</w:t>
             </w:r>
           </w:p>
-          <w:p>
-            <w:pPr>
-              <w:spacing w:after="0"/>
-            </w:pPr>
-            <w:r>
-              <w:rPr>
-                <w:sz w:val="19"/>
-              </w:rPr>
-              <w:t xml:space="preserve">할 일: 다. 실적보고 : 기간 중 접수 실적을 1월 12일까지 영업과로 제출</w:t>
-            </w:r>
-          </w:p>
         </w:tc>
         <w:tc>
           <w:tcPr>
@@ -3116,20 +3185,20 @@
               <w:rPr>
                 <w:sz w:val="19"/>
               </w:rPr>
+              <w:t xml:space="preserve">할 일: 다. 계약소포 : 요금후납 계약업체에 발송 예정 물량을 9월 11일까지 통보하도록 안내</w:t>
+            </w:r>
+          </w:p>
+          <w:p>
+            <w:pPr>
+              <w:spacing w:after="0"/>
+            </w:pPr>
+            <w:r>
+              <w:rPr>
+                <w:sz w:val="19"/>
+              </w:rPr>
               <w:t xml:space="preserve">원문: 다. 계약소포 : 요금후납 계약업체에 발송 예정 물량을 9월 11일까지 통보하도록 안내 / 라. 임시인력 : 소포 접수 보조 2명을 9월 11일까지 채용</w:t>
             </w:r>
           </w:p>
-          <w:p>
-            <w:pPr>
-              <w:spacing w:after="0"/>
-            </w:pPr>
-            <w:r>
-              <w:rPr>
-                <w:sz w:val="19"/>
-              </w:rPr>
-              <w:t xml:space="preserve">할 일: 다. 계약소포 : 요금후납 계약업체에 발송 예정 물량을 9월 11일까지 통보하도록 안내</w:t>
-            </w:r>
-          </w:p>
         </w:tc>
         <w:tc>
           <w:tcPr>
@@ -3239,20 +3308,20 @@
               <w:rPr>
                 <w:sz w:val="19"/>
               </w:rPr>
+              <w:t xml:space="preserve">할 일: 수치를 넣어 10월 17일까지 다시 보내 주세요.</w:t>
+            </w:r>
+          </w:p>
+          <w:p>
+            <w:pPr>
+              <w:spacing w:after="0"/>
+            </w:pPr>
+            <w:r>
+              <w:rPr>
+                <w:sz w:val="19"/>
+              </w:rPr>
               <w:t xml:space="preserve">원문: 서진우 실장님, 보내주신 우수사례 서식에 성과 수치(판매액·입점 품목 수)가 빠져 있어 반려합니다. / 수치를 넣어 10월 17일까지 다시 보내 주세요.</w:t>
             </w:r>
           </w:p>
-          <w:p>
-            <w:pPr>
-              <w:spacing w:after="0"/>
-            </w:pPr>
-            <w:r>
-              <w:rPr>
-                <w:sz w:val="19"/>
-              </w:rPr>
-              <w:t xml:space="preserve">할 일: 수치를 넣어 10월 17일까지 다시 보내 주세요.</w:t>
-            </w:r>
-          </w:p>
         </w:tc>
         <w:tc>
           <w:tcPr>
@@ -3330,7 +3399,7 @@
               <w:rPr>
                 <w:sz w:val="19"/>
               </w:rPr>
-              <w:t xml:space="preserve">2026-02-01 · 01_공문/10_우편영업과658_202602_2026년도_우편매출액_목표_배정_알림.odt</w:t>
+              <w:t xml:space="preserve">2026-02-18 · 01_공문/10_우편영업과658_202602_2026년도_우편매출액_목표_배정_알림.odt</w:t>
             </w:r>
           </w:p>
         </w:tc>
@@ -3384,20 +3453,20 @@
               <w:rPr>
                 <w:sz w:val="19"/>
               </w:rPr>
+              <w:t xml:space="preserve">할 일: 2. 2026년도 우편매출액 목표를 붙임과 같이 배정하니 세부추진계획을 수립하여 3월 13일까지 제출하여 주시기 바랍니다.</w:t>
+            </w:r>
+          </w:p>
+          <w:p>
+            <w:pPr>
+              <w:spacing w:after="0"/>
+            </w:pPr>
+            <w:r>
+              <w:rPr>
+                <w:sz w:val="19"/>
+              </w:rPr>
               <w:t xml:space="preserve">원문: 2. 2026년도 우편매출액 목표를 붙임과 같이 배정하니 세부추진계획을 수립하여 3월 13일까지 제출하여 주시기 바랍니다.</w:t>
             </w:r>
           </w:p>
-          <w:p>
-            <w:pPr>
-              <w:spacing w:after="0"/>
-            </w:pPr>
-            <w:r>
-              <w:rPr>
-                <w:sz w:val="19"/>
-              </w:rPr>
-              <w:t xml:space="preserve">할 일: 2. 2026년도 우편매출액 목표를 붙임과 같이 배정하니 세부추진계획을 수립하여 3월 13일까지 제출하여 주시기 바랍니다.</w:t>
-            </w:r>
-          </w:p>
         </w:tc>
         <w:tc>
           <w:tcPr>
@@ -3507,20 +3576,20 @@
               <w:rPr>
                 <w:sz w:val="19"/>
               </w:rPr>
+              <w:t xml:space="preserve">할 일: 과장 지시: 11월 말까지 분할 납부 합의서를 받고, 합의가 안 되면 12월부터 발송을 정지한다.</w:t>
+            </w:r>
+          </w:p>
+          <w:p>
+            <w:pPr>
+              <w:spacing w:after="0"/>
+            </w:pPr>
+            <w:r>
+              <w:rPr>
+                <w:sz w:val="19"/>
+              </w:rPr>
               <w:t xml:space="preserve">원문: 1. 요금후납 미납 요금 / (주)한결물류 7월분 1,240천원이 아직 미납 상태이며, 업체는 2회 분할 납부를 요청하였다. / 과장 지시: 11월 말까지 분할 납부 합의서를 받고, 합의가 안 되면 12월부터 발송을 정지한다.</w:t>
             </w:r>
           </w:p>
-          <w:p>
-            <w:pPr>
-              <w:spacing w:after="0"/>
-            </w:pPr>
-            <w:r>
-              <w:rPr>
-                <w:sz w:val="19"/>
-              </w:rPr>
-              <w:t xml:space="preserve">할 일: 과장 지시: 11월 말까지 분할 납부 합의서를 받고, 합의가 안 되면 12월부터 발송을 정지한다.</w:t>
-            </w:r>
-          </w:p>
         </w:tc>
         <w:tc>
           <w:tcPr>
@@ -3652,18 +3721,18 @@
               <w:rPr>
                 <w:sz w:val="19"/>
               </w:rPr>
+              <w:t xml:space="preserve">할 일: ㅇ (목표) 12,850백만원(전년 比 3.0% 증), 세부추진계획 3월 13일까지 지방우정청 제출</w:t>
+            </w:r>
+          </w:p>
+          <w:p>
+            <w:pPr>
+              <w:spacing w:after="0"/>
+            </w:pPr>
+            <w:r>
+              <w:rPr>
+                <w:sz w:val="19"/>
+              </w:rPr>
               <w:t xml:space="preserve">원문: ㅇ (목표) 12,850백만원(전년 比 3.0% 증), 세부추진계획 3월 13일까지 지방우정청 제출 / ㅇ (계약 관리) 만료 2개월 전 요금후납 계약 갱신 안내, 미납 업체 월별 점검 / ㅇ (미결 사항) (주)한결물류 미납 요금 분할납부 협의 미완료, 매대 가온배 재고 12개 반품 협의 중</w:t>
-            </w:r>
-          </w:p>
-          <w:p>
-            <w:pPr>
-              <w:spacing w:after="0"/>
-            </w:pPr>
-            <w:r>
-              <w:rPr>
-                <w:sz w:val="19"/>
-              </w:rPr>
-              <w:t xml:space="preserve">할 일: ㅇ (목표) 12,850백만원(전년 比 3.0% 증), 세부추진계획 3월 13일까지 지방우정청 제출</w:t>
             </w:r>
           </w:p>
         </w:tc>
@@ -3908,7 +3977,18 @@
               <w:rPr>
                 <w:sz w:val="19"/>
               </w:rPr>
-              <w:t xml:space="preserve">분할 납부가 가능한지 회신 부탁드립니다.</w:t>
+              <w:t xml:space="preserve">다음: 분할 납부가 가능한지 회신 부탁드립니다.</w:t>
+            </w:r>
+          </w:p>
+          <w:p>
+            <w:pPr>
+              <w:spacing w:after="0"/>
+            </w:pPr>
+            <w:r>
+              <w:rPr>
+                <w:sz w:val="19"/>
+              </w:rPr>
+              <w:t xml:space="preserve">원문: 제목: 요금후납 미납분 분할 납부 요청 / 안녕하세요. 7월분 미납 요금 1,240천원을 12월과 1월 두 번에 나누어 납부하고자 합니다. / 분할 납부가 가능한지 회신 부탁드립니다.</w:t>
             </w:r>
           </w:p>
         </w:tc>
@@ -4004,7 +4084,29 @@
               <w:rPr>
                 <w:sz w:val="19"/>
               </w:rPr>
-              <w:t xml:space="preserve">- 후임자: 1월 말까지 합의서 못 받으면 발송 정지 공문.</w:t>
+              <w:t xml:space="preserve">다음: - 과장: 합의서 받으면 분할 허용. 12.3 업체 통화, 합의서 아직 안 옴.</w:t>
+            </w:r>
+          </w:p>
+          <w:p>
+            <w:pPr>
+              <w:spacing w:after="0"/>
+            </w:pPr>
+            <w:r>
+              <w:rPr>
+                <w:sz w:val="19"/>
+              </w:rPr>
+              <w:t xml:space="preserve">할 일: - 후임자: 1월 말까지 합의서 못 받으면 발송 정지 공문.</w:t>
+            </w:r>
+          </w:p>
+          <w:p>
+            <w:pPr>
+              <w:spacing w:after="0"/>
+            </w:pPr>
+            <w:r>
+              <w:rPr>
+                <w:sz w:val="19"/>
+              </w:rPr>
+              <w:t xml:space="preserve">원문: [메모] 한결물류 미납 / - 과장: 합의서 받으면 분할 허용. 12.3 업체 통화, 합의서 아직 안 옴. / - 후임자: 1월 말까지 합의서 못 받으면 발송 정지 공문.</w:t>
             </w:r>
           </w:p>
         </w:tc>
@@ -4100,7 +4202,29 @@
               <w:rPr>
                 <w:sz w:val="19"/>
               </w:rPr>
-              <w:t xml:space="preserve">- 농협 이하람 담당에게 반품 요청(1.15). "반품은 어렵고 교환은 가능"이라 함. 결론 못 냄.</w:t>
+              <w:t xml:space="preserve">다음: - 농협 이하람 담당에게 반품 요청(1.15). "반품은 어렵고 교환은 가능"이라 함. 결론 못 냄.</w:t>
+            </w:r>
+          </w:p>
+          <w:p>
+            <w:pPr>
+              <w:spacing w:after="0"/>
+            </w:pPr>
+            <w:r>
+              <w:rPr>
+                <w:sz w:val="19"/>
+              </w:rPr>
+              <w:t xml:space="preserve">할 일: - 2월 중 교환 또는 할인 판매 결정해야 함.</w:t>
+            </w:r>
+          </w:p>
+          <w:p>
+            <w:pPr>
+              <w:spacing w:after="0"/>
+            </w:pPr>
+            <w:r>
+              <w:rPr>
+                <w:sz w:val="19"/>
+              </w:rPr>
+              <w:t xml:space="preserve">원문: - 가온배 5kg 재고 12개, 유통기한 2026.2.28. / - 농협 이하람 담당에게 반품 요청(1.15). "반품은 어렵고 교환은 가능"이라 함. 결론 못 냄. / - 2월 중 교환 또는 할인 판매 결정해야 함.</w:t>
             </w:r>
           </w:p>
         </w:tc>
@@ -4140,7 +4264,7 @@
       <w:pPr/>
       <w:r>
         <w:rPr/>
-        <w:t xml:space="preserve">1절에 실은 문서(현안·반복·연혁·현황) 24건을 뺀 그 밖의 문서 0건(최근 12개월). 오래된 문서 6건과 확인 전 문서는 붙임 1. 날짜에 「(수정일)」이 붙은 것은 문서에 날짜가 없어 파일 수정일로 대신한 것. 누적 매뉴얼 「04_매뉴얼·회의록(워드)/우편영업실_업무매뉴얼_v3.docx」에 아직 반영되지 않은 공문은 「★ 미반영」.</w:t>
+        <w:t xml:space="preserve">1절에 실은 문서(현안·반복·연혁·현황) 25건을 뺀 그 밖의 문서 0건(최근 12개월). 오래된 문서 5건과 확인 전 문서는 붙임 1. 날짜에 「(수정일)」이 붙은 것은 문서에 날짜가 없어 파일 수정일로 대신한 것. 누적 매뉴얼 「04_매뉴얼·회의록(워드)/우편영업실_업무매뉴얼_v3.docx」에 아직 반영되지 않은 공문은 「★ 미반영」.</w:t>
       </w:r>
     </w:p>
     <w:p>
@@ -6053,7 +6177,7 @@
       <w:pPr/>
       <w:r>
         <w:rPr/>
-        <w:t xml:space="preserve">최근 12개월 밖의 문서 6건. 연혁·현황으로 올린 것은 뺐다. 제목만 적었으니 필요하면 폴더에서 연 이름으로 찾는다.</w:t>
+        <w:t xml:space="preserve">최근 12개월 밖의 문서 5건. 연혁·현황으로 올린 것은 뺐다. 제목만 적었으니 필요하면 폴더에서 연 이름으로 찾는다.</w:t>
       </w:r>
     </w:p>
     <w:p>
@@ -6107,7 +6231,7 @@
         <w:rPr>
           <w:b/>
         </w:rPr>
-        <w:t xml:space="preserve">매출·실적 (3건)</w:t>
+        <w:t xml:space="preserve">매출·실적 (2건)</w:t>
       </w:r>
     </w:p>
     <w:p>
@@ -6116,7 +6240,7 @@
       </w:pPr>
       <w:r>
         <w:rPr/>
-        <w:t xml:space="preserve">• 2025년 2건: 2025년 우편매출액 목표 달성 세부추진계획 수립 / 2025년도 우편매출액 목표 배정 알림</w:t>
+        <w:t xml:space="preserve">• 2025년 1건: 2025년도 우편매출액 목표 배정 알림</w:t>
       </w:r>
     </w:p>
     <w:p>
@@ -6134,7 +6258,7 @@
         <w:rPr>
           <w:b/>
         </w:rPr>
-        <w:t xml:space="preserve">확인 전 문서 17건(전임자가 넣기·버리기를 하지 않아 본문에 싣지 않음)</w:t>
+        <w:t xml:space="preserve">확인 전 문서 18건(전임자가 넣기·버리기를 하지 않아 본문에 싣지 않음)</w:t>
       </w:r>
     </w:p>
     <w:p>
@@ -6143,7 +6267,7 @@
       </w:pPr>
       <w:r>
         <w:rPr/>
-        <w:t xml:space="preserve">• 요금후납 계약현황(현황) / 인수인계서 2024 전전임자(연혁) / 연간 업무일정 2025(현황) / 2025년 우편매출액 목표 달성 세부추진계획(문서) / 요금후납 우편물 발송 계약 갱신 안내(문서) / 2025년 상반기 창구전시판매 매대 운영 계획(문서) / 창구전시판매 판매대장(현황) / 우체국쇼핑 지역특산품 입점 협의 결과 보고(문서) / RE: 우체국쇼핑 입점 심사 서류(문서) / 2025년 상반기 창구전시판매 운영 결과(문서) / 2025년 추석 명절 소포우편물 특별소통 대책 추진(문서) / 매대사진목록(현황) / 제출목록(문서) / 우편매출액 월별실적 2025(현황) / 2026 우편영업 추진계획안(문서) / 관내국 연락처(현황) / 메모 민원(문서)</w:t>
+        <w:t xml:space="preserve">• 요금후납 계약현황(현황) / 인수인계서 2024 전전임자(연혁) / 연간 업무일정 2025(현황) / 2025년 우편매출액 목표 달성 세부추진계획 수립(문서) / 2025년 우편매출액 목표 달성 세부추진계획(문서) / 요금후납 우편물 발송 계약 갱신 안내(문서) / 2025년 상반기 창구전시판매 매대 운영 계획(문서) / 창구전시판매 판매대장(현황) / 우체국쇼핑 지역특산품 입점 협의 결과 보고(문서) / RE: 우체국쇼핑 입점 심사 서류(문서) / 2025년 상반기 창구전시판매 운영 결과(문서) / 2025년 추석 명절 소포우편물 특별소통 대책 추진(문서) / 매대사진목록(현황) / 제출목록(문서) / 우편매출액 월별실적 2025(현황) / 2026 우편영업 추진계획안(문서) / 관내국 연락처(현황) / 메모 민원(문서)</w:t>
       </w:r>
     </w:p>
     <w:p>
@@ -6358,7 +6482,7 @@
           <w:color w:val="888888"/>
           <w:sz w:val="18"/>
         </w:rPr>
-        <w:t xml:space="preserve">돌다리(업무 인수인계 도우미)로 만든 초안 · 전임자가 하나씩 확인한 항목 0/24건. 문서마다 출처 파일을 붙였고, 문서에서 확인되지 않은 내용은 싣지 않았다. 원본 파일은 읽기만 했다.</w:t>
+        <w:t xml:space="preserve">돌다리(업무 인수인계 도우미)로 만든 초안 · 전임자가 하나씩 확인한 항목 0/25건. 문서마다 출처 파일을 붙였고, 문서에서 확인되지 않은 내용은 싣지 않았다. 원본 파일은 읽기만 했다.</w:t>
       </w:r>
     </w:p>
     <w:p>
@@ -6368,7 +6492,7 @@
           <w:color w:val="888888"/>
           <w:sz w:val="16"/>
         </w:rPr>
-        <w:t xml:space="preserve">작성 기준: 2026-10-22 17:23 · 돌다리 v3.7.3 (2026-10-22)</w:t>
+        <w:t xml:space="preserve">작성 기준: 2026-10-26 21:53 · 돌다리 v3.8 (2026-10-26)</w:t>
       </w:r>
     </w:p>
     <w:p>
@@ -6398,7 +6522,7 @@
           <w:color w:val="888888"/>
           <w:sz w:val="16"/>
         </w:rPr>
-        <w:t xml:space="preserve">모델: 없음(규칙층만) · 문서 항목 41(규칙만 31 · 모델 요지 0 · 직접 적음 0)</w:t>
+        <w:t xml:space="preserve">모델: 없음(규칙층만) · 본문 항목 25(규칙만 25 · 모델 요지 0 · 직접 적음 0) · 붙임 1 확인 전 문서 18</w:t>
       </w:r>
     </w:p>
     <w:sectPr>

--- a/바통/돌다리/예시결과/예시_인수인계서.docx
+++ b/바통/돌다리/예시결과/예시_인수인계서.docx
@@ -939,7 +939,7 @@
               <w:rPr>
                 <w:sz w:val="19"/>
               </w:rPr>
-              <w:t xml:space="preserve">2. 2026년도 우편매출액 목표를 붙임과 같이 배정하니 세부추진계획을 수립하여 3월 13일까지 제출하여 주시기 바랍니다.</w:t>
+              <w:t xml:space="preserve">2026년도 우편매출액 목표를 붙임과 같이 배정하니 세부추진계획을 수립하여 3월 13일까지 제출하여 주시기 바랍니다.</w:t>
             </w:r>
           </w:p>
           <w:p>
@@ -1019,7 +1019,7 @@
               <w:rPr>
                 <w:sz w:val="19"/>
               </w:rPr>
-              <w:t xml:space="preserve">ㅇ (목표) 12,850백만원(전년 比 3.0% 증), 세부추진계획 3월 13일까지 지방우정청 제출</w:t>
+              <w:t xml:space="preserve">(목표) 12,850백만원(전년 比 3.0% 증), 세부추진계획 3월 13일까지 지방우정청 제출</w:t>
             </w:r>
           </w:p>
           <w:p>
@@ -1099,7 +1099,7 @@
               <w:rPr>
                 <w:sz w:val="19"/>
               </w:rPr>
-              <w:t xml:space="preserve">- 세부추진계획 3월 13일까지 제출(서식은 우편영업과-658 붙임)</w:t>
+              <w:t xml:space="preserve">세부추진계획 3월 13일까지 제출(서식은 우편영업과-658 붙임)</w:t>
             </w:r>
           </w:p>
           <w:p>
@@ -1111,86 +1111,6 @@
                 <w:sz w:val="19"/>
               </w:rPr>
               <w:t xml:space="preserve">할일 [확인 전]</w:t>
-            </w:r>
-          </w:p>
-        </w:tc>
-        <w:tc>
-          <w:tcPr>
-            <w:tcW w:w="1440" w:type="dxa"/>
-          </w:tcPr>
-          <w:p>
-            <w:pPr>
-              <w:spacing w:after="0"/>
-            </w:pPr>
-            <w:r>
-              <w:rPr>
-                <w:sz w:val="19"/>
-              </w:rPr>
-              <w:t xml:space="preserve">진행 중</w:t>
-            </w:r>
-          </w:p>
-        </w:tc>
-      </w:tr>
-      <w:tr>
-        <w:trPr>
-          <w:cantSplit/>
-        </w:trPr>
-        <w:tc>
-          <w:tcPr>
-            <w:tcW w:w="1440" w:type="dxa"/>
-          </w:tcPr>
-          <w:p>
-            <w:pPr>
-              <w:spacing w:after="0"/>
-            </w:pPr>
-            <w:r>
-              <w:rPr>
-                <w:sz w:val="19"/>
-              </w:rPr>
-              <w:t xml:space="preserve">2026-09-11</w:t>
-            </w:r>
-          </w:p>
-        </w:tc>
-        <w:tc>
-          <w:tcPr>
-            <w:tcW w:w="1440" w:type="dxa"/>
-          </w:tcPr>
-          <w:p>
-            <w:pPr>
-              <w:spacing w:after="0"/>
-            </w:pPr>
-            <w:r>
-              <w:rPr>
-                <w:sz w:val="19"/>
-              </w:rPr>
-              <w:t xml:space="preserve">소포·택배·EMS</w:t>
-            </w:r>
-          </w:p>
-        </w:tc>
-        <w:tc>
-          <w:tcPr>
-            <w:tcW w:w="5280" w:type="dxa"/>
-          </w:tcPr>
-          <w:p>
-            <w:pPr>
-              <w:spacing w:after="0"/>
-            </w:pPr>
-            <w:r>
-              <w:rPr>
-                <w:sz w:val="19"/>
-              </w:rPr>
-              <w:t xml:space="preserve">다. 계약소포 : 요금후납 계약업체에 발송 예정 물량을 9월 11일까지 통보하도록 안내</w:t>
-            </w:r>
-          </w:p>
-          <w:p>
-            <w:pPr>
-              <w:spacing w:after="0"/>
-            </w:pPr>
-            <w:r>
-              <w:rPr>
-                <w:sz w:val="19"/>
-              </w:rPr>
-              <w:t xml:space="preserve">2026년 추석 명절 소포우편물 특별소통 대책 추진 [확인 전]</w:t>
             </w:r>
           </w:p>
         </w:tc>
@@ -1380,7 +1300,7 @@
               <w:rPr>
                 <w:sz w:val="19"/>
               </w:rPr>
-              <w:t xml:space="preserve">진도점검 : 매월 5일까지 전월 실적을 집계하여 과장 보고</w:t>
+              <w:t xml:space="preserve">(같은 일 3건) 진도점검 : 매월 5일까지 전월 실적을 집계하여 과장 보고</w:t>
             </w:r>
           </w:p>
         </w:tc>
@@ -1399,6 +1319,28 @@
               <w:t xml:space="preserve">01_공문/01_영업과412_202503_2025년_우편매출액_목표_달성_세부추진계획_수립.odt [확인 전]</w:t>
             </w:r>
           </w:p>
+          <w:p>
+            <w:pPr>
+              <w:spacing w:after="0"/>
+            </w:pPr>
+            <w:r>
+              <w:rPr>
+                <w:sz w:val="19"/>
+              </w:rPr>
+              <w:t xml:space="preserve">02_보고서·계획(한글)/01_2025년_우편매출액_목표_달성_세부추진계획.hwpx [확인 전]</w:t>
+            </w:r>
+          </w:p>
+          <w:p>
+            <w:pPr>
+              <w:spacing w:after="0"/>
+            </w:pPr>
+            <w:r>
+              <w:rPr>
+                <w:sz w:val="19"/>
+              </w:rPr>
+              <w:t xml:space="preserve">04_매뉴얼·회의록(워드)/우편영업실_업무매뉴얼_초안.docx [확인 전]</w:t>
+            </w:r>
+          </w:p>
         </w:tc>
       </w:tr>
       <w:tr>
@@ -1417,7 +1359,7 @@
               <w:rPr>
                 <w:sz w:val="19"/>
               </w:rPr>
-              <w:t xml:space="preserve">매월 5일</w:t>
+              <w:t xml:space="preserve">익월 10일</w:t>
             </w:r>
           </w:p>
         </w:tc>
@@ -1433,6 +1375,224 @@
               <w:rPr>
                 <w:sz w:val="19"/>
               </w:rPr>
+              <w:t xml:space="preserve">창구전시판매</w:t>
+            </w:r>
+          </w:p>
+        </w:tc>
+        <w:tc>
+          <w:tcPr>
+            <w:tcW w:w="3840" w:type="dxa"/>
+          </w:tcPr>
+          <w:p>
+            <w:pPr>
+              <w:spacing w:after="0"/>
+            </w:pPr>
+            <w:r>
+              <w:rPr>
+                <w:sz w:val="19"/>
+              </w:rPr>
+              <w:t xml:space="preserve">(같은 일 2건) 정산 : 월별 판매대금을 익월 10일까지 공급업체에 정산</w:t>
+            </w:r>
+          </w:p>
+        </w:tc>
+        <w:tc>
+          <w:tcPr>
+            <w:tcW w:w="3360" w:type="dxa"/>
+          </w:tcPr>
+          <w:p>
+            <w:pPr>
+              <w:spacing w:after="0"/>
+            </w:pPr>
+            <w:r>
+              <w:rPr>
+                <w:sz w:val="19"/>
+              </w:rPr>
+              <w:t xml:space="preserve">01_공문/03_영업과655_202504_2025년_상반기_창구전시판매_매대_운영_계획.odt [확인 전]</w:t>
+            </w:r>
+          </w:p>
+          <w:p>
+            <w:pPr>
+              <w:spacing w:after="0"/>
+            </w:pPr>
+            <w:r>
+              <w:rPr>
+                <w:sz w:val="19"/>
+              </w:rPr>
+              <w:t xml:space="preserve">04_매뉴얼·회의록(워드)/우편영업실_업무매뉴얼_초안.docx [확인 전]</w:t>
+            </w:r>
+          </w:p>
+        </w:tc>
+      </w:tr>
+      <w:tr>
+        <w:trPr>
+          <w:cantSplit/>
+        </w:trPr>
+        <w:tc>
+          <w:tcPr>
+            <w:tcW w:w="864" w:type="dxa"/>
+          </w:tcPr>
+          <w:p>
+            <w:pPr>
+              <w:spacing w:after="0"/>
+            </w:pPr>
+            <w:r>
+              <w:rPr>
+                <w:sz w:val="19"/>
+              </w:rPr>
+              <w:t xml:space="preserve">익월 10일</w:t>
+            </w:r>
+          </w:p>
+        </w:tc>
+        <w:tc>
+          <w:tcPr>
+            <w:tcW w:w="1536" w:type="dxa"/>
+          </w:tcPr>
+          <w:p>
+            <w:pPr>
+              <w:spacing w:after="0"/>
+            </w:pPr>
+            <w:r>
+              <w:rPr>
+                <w:sz w:val="19"/>
+              </w:rPr>
+              <w:t xml:space="preserve">창구전시판매</w:t>
+            </w:r>
+          </w:p>
+        </w:tc>
+        <w:tc>
+          <w:tcPr>
+            <w:tcW w:w="3840" w:type="dxa"/>
+          </w:tcPr>
+          <w:p>
+            <w:pPr>
+              <w:spacing w:after="0"/>
+            </w:pPr>
+            <w:r>
+              <w:rPr>
+                <w:sz w:val="19"/>
+              </w:rPr>
+              <w:t xml:space="preserve">(정산 관리) 익월 10일 정산 기한을 판매대장에 표시하고 공급업체 계좌를 매월 확인</w:t>
+            </w:r>
+          </w:p>
+        </w:tc>
+        <w:tc>
+          <w:tcPr>
+            <w:tcW w:w="3360" w:type="dxa"/>
+          </w:tcPr>
+          <w:p>
+            <w:pPr>
+              <w:spacing w:after="0"/>
+            </w:pPr>
+            <w:r>
+              <w:rPr>
+                <w:sz w:val="19"/>
+              </w:rPr>
+              <w:t xml:space="preserve">02_보고서·계획(한글)/02_2025년_상반기_창구전시판매_운영_결과.hwpx [확인 전]</w:t>
+            </w:r>
+          </w:p>
+        </w:tc>
+      </w:tr>
+      <w:tr>
+        <w:trPr>
+          <w:cantSplit/>
+        </w:trPr>
+        <w:tc>
+          <w:tcPr>
+            <w:tcW w:w="864" w:type="dxa"/>
+          </w:tcPr>
+          <w:p>
+            <w:pPr>
+              <w:spacing w:after="0"/>
+            </w:pPr>
+            <w:r>
+              <w:rPr>
+                <w:sz w:val="19"/>
+              </w:rPr>
+              <w:t xml:space="preserve">익월 말</w:t>
+            </w:r>
+          </w:p>
+        </w:tc>
+        <w:tc>
+          <w:tcPr>
+            <w:tcW w:w="1536" w:type="dxa"/>
+          </w:tcPr>
+          <w:p>
+            <w:pPr>
+              <w:spacing w:after="0"/>
+            </w:pPr>
+            <w:r>
+              <w:rPr>
+                <w:sz w:val="19"/>
+              </w:rPr>
+              <w:t xml:space="preserve">요금후납·계약</w:t>
+            </w:r>
+          </w:p>
+        </w:tc>
+        <w:tc>
+          <w:tcPr>
+            <w:tcW w:w="3840" w:type="dxa"/>
+          </w:tcPr>
+          <w:p>
+            <w:pPr>
+              <w:spacing w:after="0"/>
+            </w:pPr>
+            <w:r>
+              <w:rPr>
+                <w:sz w:val="19"/>
+              </w:rPr>
+              <w:t xml:space="preserve">미납 요금이 있으면 익월 말까지 납부를 독촉하고, 2개월 미납 시 발송을 정지한다.</w:t>
+            </w:r>
+          </w:p>
+        </w:tc>
+        <w:tc>
+          <w:tcPr>
+            <w:tcW w:w="3360" w:type="dxa"/>
+          </w:tcPr>
+          <w:p>
+            <w:pPr>
+              <w:spacing w:after="0"/>
+            </w:pPr>
+            <w:r>
+              <w:rPr>
+                <w:sz w:val="19"/>
+              </w:rPr>
+              <w:t xml:space="preserve">04_매뉴얼·회의록(워드)/우편영업실_업무매뉴얼_초안.docx [확인 전]</w:t>
+            </w:r>
+          </w:p>
+        </w:tc>
+      </w:tr>
+      <w:tr>
+        <w:trPr>
+          <w:cantSplit/>
+        </w:trPr>
+        <w:tc>
+          <w:tcPr>
+            <w:tcW w:w="864" w:type="dxa"/>
+          </w:tcPr>
+          <w:p>
+            <w:pPr>
+              <w:spacing w:after="0"/>
+            </w:pPr>
+            <w:r>
+              <w:rPr>
+                <w:sz w:val="19"/>
+              </w:rPr>
+              <w:t xml:space="preserve">2월</w:t>
+            </w:r>
+          </w:p>
+        </w:tc>
+        <w:tc>
+          <w:tcPr>
+            <w:tcW w:w="1536" w:type="dxa"/>
+          </w:tcPr>
+          <w:p>
+            <w:pPr>
+              <w:spacing w:after="0"/>
+            </w:pPr>
+            <w:r>
+              <w:rPr>
+                <w:sz w:val="19"/>
+              </w:rPr>
               <w:t xml:space="preserve">매출·실적</w:t>
             </w:r>
           </w:p>
@@ -1449,7 +1609,7 @@
               <w:rPr>
                 <w:sz w:val="19"/>
               </w:rPr>
-              <w:t xml:space="preserve">(월별 점검) 매월 5일까지 전월 실적 집계 후 과장 보고, 분기별 관내국 진도점검 회의 개최</w:t>
+              <w:t xml:space="preserve">2026년도 우편매출액 목표를 붙임과 같이 배정하니 세부추진계획을 수립하여 3월 13일까지 제출하여 주시기 바랍니다.</w:t>
             </w:r>
           </w:p>
         </w:tc>
@@ -1465,6 +1625,75 @@
               <w:rPr>
                 <w:sz w:val="19"/>
               </w:rPr>
+              <w:t xml:space="preserve">2026년도 우편매출액 목표 배정 알림 · 2025·2026년 [확인 전]</w:t>
+            </w:r>
+          </w:p>
+        </w:tc>
+      </w:tr>
+      <w:tr>
+        <w:trPr>
+          <w:cantSplit/>
+        </w:trPr>
+        <w:tc>
+          <w:tcPr>
+            <w:tcW w:w="864" w:type="dxa"/>
+          </w:tcPr>
+          <w:p>
+            <w:pPr>
+              <w:spacing w:after="0"/>
+            </w:pPr>
+            <w:r>
+              <w:rPr>
+                <w:sz w:val="19"/>
+              </w:rPr>
+              <w:t xml:space="preserve">매주 금요일</w:t>
+            </w:r>
+          </w:p>
+        </w:tc>
+        <w:tc>
+          <w:tcPr>
+            <w:tcW w:w="1536" w:type="dxa"/>
+          </w:tcPr>
+          <w:p>
+            <w:pPr>
+              <w:spacing w:after="0"/>
+            </w:pPr>
+            <w:r>
+              <w:rPr>
+                <w:sz w:val="19"/>
+              </w:rPr>
+              <w:t xml:space="preserve">창구전시판매</w:t>
+            </w:r>
+          </w:p>
+        </w:tc>
+        <w:tc>
+          <w:tcPr>
+            <w:tcW w:w="3840" w:type="dxa"/>
+          </w:tcPr>
+          <w:p>
+            <w:pPr>
+              <w:spacing w:after="0"/>
+            </w:pPr>
+            <w:r>
+              <w:rPr>
+                <w:sz w:val="19"/>
+              </w:rPr>
+              <w:t xml:space="preserve">(창구전시판매) 민원실 매대에 우체국쇼핑 지역특산품 6종 진열, 매주 금요일 재고 점검</w:t>
+            </w:r>
+          </w:p>
+        </w:tc>
+        <w:tc>
+          <w:tcPr>
+            <w:tcW w:w="3360" w:type="dxa"/>
+          </w:tcPr>
+          <w:p>
+            <w:pPr>
+              <w:spacing w:after="0"/>
+            </w:pPr>
+            <w:r>
+              <w:rPr>
+                <w:sz w:val="19"/>
+              </w:rPr>
               <w:t xml:space="preserve">02_보고서·계획(한글)/01_2025년_우편매출액_목표_달성_세부추진계획.hwpx [확인 전]</w:t>
             </w:r>
           </w:p>
@@ -1486,7 +1715,7 @@
               <w:rPr>
                 <w:sz w:val="19"/>
               </w:rPr>
-              <w:t xml:space="preserve">익월 10일</w:t>
+              <w:t xml:space="preserve">매주 금요일</w:t>
             </w:r>
           </w:p>
         </w:tc>
@@ -1518,7 +1747,7 @@
               <w:rPr>
                 <w:sz w:val="19"/>
               </w:rPr>
-              <w:t xml:space="preserve">정산 : 월별 판매대금을 익월 10일까지 공급업체에 정산</w:t>
+              <w:t xml:space="preserve">(같은 일 2건) 재고점검 : 매주 금요일 매대 재고를 확인하고 판매대장에 기록</w:t>
             </w:r>
           </w:p>
         </w:tc>
@@ -1537,6 +1766,17 @@
               <w:t xml:space="preserve">01_공문/03_영업과655_202504_2025년_상반기_창구전시판매_매대_운영_계획.odt [확인 전]</w:t>
             </w:r>
           </w:p>
+          <w:p>
+            <w:pPr>
+              <w:spacing w:after="0"/>
+            </w:pPr>
+            <w:r>
+              <w:rPr>
+                <w:sz w:val="19"/>
+              </w:rPr>
+              <w:t xml:space="preserve">04_매뉴얼·회의록(워드)/우편영업실_업무매뉴얼_초안.docx [확인 전]</w:t>
+            </w:r>
+          </w:p>
         </w:tc>
       </w:tr>
       <w:tr>
@@ -1555,7 +1795,7 @@
               <w:rPr>
                 <w:sz w:val="19"/>
               </w:rPr>
-              <w:t xml:space="preserve">익월 10일</w:t>
+              <w:t xml:space="preserve">매주 금요일</w:t>
             </w:r>
           </w:p>
         </w:tc>
@@ -1587,7 +1827,7 @@
               <w:rPr>
                 <w:sz w:val="19"/>
               </w:rPr>
-              <w:t xml:space="preserve">(정산 관리) 익월 10일 정산 기한을 판매대장에 표시하고 공급업체 계좌를 매월 확인</w:t>
+              <w:t xml:space="preserve">(재고 관리) 매주 금요일 재고 점검 12회 실시, 유통기한 경과 품목 0건</w:t>
             </w:r>
           </w:p>
         </w:tc>
@@ -1624,7 +1864,7 @@
               <w:rPr>
                 <w:sz w:val="19"/>
               </w:rPr>
-              <w:t xml:space="preserve">매월 5일</w:t>
+              <w:t xml:space="preserve">7월</w:t>
             </w:r>
           </w:p>
         </w:tc>
@@ -1656,7 +1896,7 @@
               <w:rPr>
                 <w:sz w:val="19"/>
               </w:rPr>
-              <w:t xml:space="preserve">매월 5일까지 전월 우편매출 실적을 집계하여 과장에게 보고한다.</w:t>
+              <w:t xml:space="preserve">원문: 다. 준비사항 : 국별 상반기 실적과 하반기 추진계획을 7월 18일까지 영업과로 제출</w:t>
             </w:r>
           </w:p>
         </w:tc>
@@ -1672,7 +1912,7 @@
               <w:rPr>
                 <w:sz w:val="19"/>
               </w:rPr>
-              <w:t xml:space="preserve">04_매뉴얼·회의록(워드)/우편영업실_업무매뉴얼_초안.docx [확인 전]</w:t>
+              <w:t xml:space="preserve">2025년 하반기 우편매출 진도점검 회의 개최 알림 · 2024·2025년 [확인 전]</w:t>
             </w:r>
           </w:p>
         </w:tc>
@@ -1693,7 +1933,7 @@
               <w:rPr>
                 <w:sz w:val="19"/>
               </w:rPr>
-              <w:t xml:space="preserve">익월 말</w:t>
+              <w:t xml:space="preserve">8월</w:t>
             </w:r>
           </w:p>
         </w:tc>
@@ -1709,7 +1949,7 @@
               <w:rPr>
                 <w:sz w:val="19"/>
               </w:rPr>
-              <w:t xml:space="preserve">요금후납·계약</w:t>
+              <w:t xml:space="preserve">소포·택배·EMS</w:t>
             </w:r>
           </w:p>
         </w:tc>
@@ -1725,7 +1965,7 @@
               <w:rPr>
                 <w:sz w:val="19"/>
               </w:rPr>
-              <w:t xml:space="preserve">미납 요금이 있으면 익월 말까지 납부를 독촉하고, 2개월 미납 시 발송을 정지한다.</w:t>
+              <w:t xml:space="preserve">원문: 다. 계약소포 : 요금후납 계약업체에 발송 예정 물량을 9월 11일까지 통보하도록 안내 / 라. 임시인력 : 소포 접수 보조 2명을 9월 11일까지 채용</w:t>
             </w:r>
           </w:p>
         </w:tc>
@@ -1741,7 +1981,7 @@
               <w:rPr>
                 <w:sz w:val="19"/>
               </w:rPr>
-              <w:t xml:space="preserve">04_매뉴얼·회의록(워드)/우편영업실_업무매뉴얼_초안.docx [확인 전]</w:t>
+              <w:t xml:space="preserve">2026년 추석 명절 소포우편물 특별소통 대책 추진 · 2024·2025·2026년 [확인 전] (인계 일자 이후 날짜 · 확인)</w:t>
             </w:r>
           </w:p>
         </w:tc>
@@ -1762,7 +2002,7 @@
               <w:rPr>
                 <w:sz w:val="19"/>
               </w:rPr>
-              <w:t xml:space="preserve">익월 10일</w:t>
+              <w:t xml:space="preserve">10월</w:t>
             </w:r>
           </w:p>
         </w:tc>
@@ -1778,7 +2018,7 @@
               <w:rPr>
                 <w:sz w:val="19"/>
               </w:rPr>
-              <w:t xml:space="preserve">창구전시판매</w:t>
+              <w:t xml:space="preserve">우체국쇼핑</w:t>
             </w:r>
           </w:p>
         </w:tc>
@@ -1794,7 +2034,7 @@
               <w:rPr>
                 <w:sz w:val="19"/>
               </w:rPr>
-              <w:t xml:space="preserve">판매대금은 익월 10일까지 공급업체에 정산한다.</w:t>
+              <w:t xml:space="preserve">원문: 1. 우편영업과-3310(2025. 10. 2., 2025년 우편영업 우수사례 제출 요청) 관련</w:t>
             </w:r>
           </w:p>
         </w:tc>
@@ -1810,559 +2050,7 @@
               <w:rPr>
                 <w:sz w:val="19"/>
               </w:rPr>
-              <w:t xml:space="preserve">04_매뉴얼·회의록(워드)/우편영업실_업무매뉴얼_초안.docx [확인 전]</w:t>
-            </w:r>
-          </w:p>
-        </w:tc>
-      </w:tr>
-      <w:tr>
-        <w:trPr>
-          <w:cantSplit/>
-        </w:trPr>
-        <w:tc>
-          <w:tcPr>
-            <w:tcW w:w="864" w:type="dxa"/>
-          </w:tcPr>
-          <w:p>
-            <w:pPr>
-              <w:spacing w:after="0"/>
-            </w:pPr>
-            <w:r>
-              <w:rPr>
-                <w:sz w:val="19"/>
-              </w:rPr>
-              <w:t xml:space="preserve">2월</w:t>
-            </w:r>
-          </w:p>
-        </w:tc>
-        <w:tc>
-          <w:tcPr>
-            <w:tcW w:w="1536" w:type="dxa"/>
-          </w:tcPr>
-          <w:p>
-            <w:pPr>
-              <w:spacing w:after="0"/>
-            </w:pPr>
-            <w:r>
-              <w:rPr>
-                <w:sz w:val="19"/>
-              </w:rPr>
-              <w:t xml:space="preserve">매출·실적</w:t>
-            </w:r>
-          </w:p>
-        </w:tc>
-        <w:tc>
-          <w:tcPr>
-            <w:tcW w:w="3840" w:type="dxa"/>
-          </w:tcPr>
-          <w:p>
-            <w:pPr>
-              <w:spacing w:after="0"/>
-            </w:pPr>
-            <w:r>
-              <w:rPr>
-                <w:sz w:val="19"/>
-              </w:rPr>
-              <w:t xml:space="preserve">2. 2026년도 우편매출액 목표를 붙임과 같이 배정하니 세부추진계획을 수립하여 3월 13일까지 제출하여 주시기 바랍니다.</w:t>
-            </w:r>
-          </w:p>
-        </w:tc>
-        <w:tc>
-          <w:tcPr>
-            <w:tcW w:w="3360" w:type="dxa"/>
-          </w:tcPr>
-          <w:p>
-            <w:pPr>
-              <w:spacing w:after="0"/>
-            </w:pPr>
-            <w:r>
-              <w:rPr>
-                <w:sz w:val="19"/>
-              </w:rPr>
-              <w:t xml:space="preserve">2026년도 우편매출액 목표 배정 알림 · 2025·2026년 [확인 전]</w:t>
-            </w:r>
-          </w:p>
-        </w:tc>
-      </w:tr>
-      <w:tr>
-        <w:trPr>
-          <w:cantSplit/>
-        </w:trPr>
-        <w:tc>
-          <w:tcPr>
-            <w:tcW w:w="864" w:type="dxa"/>
-          </w:tcPr>
-          <w:p>
-            <w:pPr>
-              <w:spacing w:after="0"/>
-            </w:pPr>
-            <w:r>
-              <w:rPr>
-                <w:sz w:val="19"/>
-              </w:rPr>
-              <w:t xml:space="preserve">매주 금요일</w:t>
-            </w:r>
-          </w:p>
-        </w:tc>
-        <w:tc>
-          <w:tcPr>
-            <w:tcW w:w="1536" w:type="dxa"/>
-          </w:tcPr>
-          <w:p>
-            <w:pPr>
-              <w:spacing w:after="0"/>
-            </w:pPr>
-            <w:r>
-              <w:rPr>
-                <w:sz w:val="19"/>
-              </w:rPr>
-              <w:t xml:space="preserve">창구전시판매</w:t>
-            </w:r>
-          </w:p>
-        </w:tc>
-        <w:tc>
-          <w:tcPr>
-            <w:tcW w:w="3840" w:type="dxa"/>
-          </w:tcPr>
-          <w:p>
-            <w:pPr>
-              <w:spacing w:after="0"/>
-            </w:pPr>
-            <w:r>
-              <w:rPr>
-                <w:sz w:val="19"/>
-              </w:rPr>
-              <w:t xml:space="preserve">(창구전시판매) 민원실 매대에 우체국쇼핑 지역특산품 6종 진열, 매주 금요일 재고 점검</w:t>
-            </w:r>
-          </w:p>
-        </w:tc>
-        <w:tc>
-          <w:tcPr>
-            <w:tcW w:w="3360" w:type="dxa"/>
-          </w:tcPr>
-          <w:p>
-            <w:pPr>
-              <w:spacing w:after="0"/>
-            </w:pPr>
-            <w:r>
-              <w:rPr>
-                <w:sz w:val="19"/>
-              </w:rPr>
-              <w:t xml:space="preserve">02_보고서·계획(한글)/01_2025년_우편매출액_목표_달성_세부추진계획.hwpx [확인 전]</w:t>
-            </w:r>
-          </w:p>
-        </w:tc>
-      </w:tr>
-      <w:tr>
-        <w:trPr>
-          <w:cantSplit/>
-        </w:trPr>
-        <w:tc>
-          <w:tcPr>
-            <w:tcW w:w="864" w:type="dxa"/>
-          </w:tcPr>
-          <w:p>
-            <w:pPr>
-              <w:spacing w:after="0"/>
-            </w:pPr>
-            <w:r>
-              <w:rPr>
-                <w:sz w:val="19"/>
-              </w:rPr>
-              <w:t xml:space="preserve">매주 금요일</w:t>
-            </w:r>
-          </w:p>
-        </w:tc>
-        <w:tc>
-          <w:tcPr>
-            <w:tcW w:w="1536" w:type="dxa"/>
-          </w:tcPr>
-          <w:p>
-            <w:pPr>
-              <w:spacing w:after="0"/>
-            </w:pPr>
-            <w:r>
-              <w:rPr>
-                <w:sz w:val="19"/>
-              </w:rPr>
-              <w:t xml:space="preserve">창구전시판매</w:t>
-            </w:r>
-          </w:p>
-        </w:tc>
-        <w:tc>
-          <w:tcPr>
-            <w:tcW w:w="3840" w:type="dxa"/>
-          </w:tcPr>
-          <w:p>
-            <w:pPr>
-              <w:spacing w:after="0"/>
-            </w:pPr>
-            <w:r>
-              <w:rPr>
-                <w:sz w:val="19"/>
-              </w:rPr>
-              <w:t xml:space="preserve">재고점검 : 매주 금요일 매대 재고를 확인하고 판매대장에 기록</w:t>
-            </w:r>
-          </w:p>
-        </w:tc>
-        <w:tc>
-          <w:tcPr>
-            <w:tcW w:w="3360" w:type="dxa"/>
-          </w:tcPr>
-          <w:p>
-            <w:pPr>
-              <w:spacing w:after="0"/>
-            </w:pPr>
-            <w:r>
-              <w:rPr>
-                <w:sz w:val="19"/>
-              </w:rPr>
-              <w:t xml:space="preserve">01_공문/03_영업과655_202504_2025년_상반기_창구전시판매_매대_운영_계획.odt [확인 전]</w:t>
-            </w:r>
-          </w:p>
-        </w:tc>
-      </w:tr>
-      <w:tr>
-        <w:trPr>
-          <w:cantSplit/>
-        </w:trPr>
-        <w:tc>
-          <w:tcPr>
-            <w:tcW w:w="864" w:type="dxa"/>
-          </w:tcPr>
-          <w:p>
-            <w:pPr>
-              <w:spacing w:after="0"/>
-            </w:pPr>
-            <w:r>
-              <w:rPr>
-                <w:sz w:val="19"/>
-              </w:rPr>
-              <w:t xml:space="preserve">매주 금요일</w:t>
-            </w:r>
-          </w:p>
-        </w:tc>
-        <w:tc>
-          <w:tcPr>
-            <w:tcW w:w="1536" w:type="dxa"/>
-          </w:tcPr>
-          <w:p>
-            <w:pPr>
-              <w:spacing w:after="0"/>
-            </w:pPr>
-            <w:r>
-              <w:rPr>
-                <w:sz w:val="19"/>
-              </w:rPr>
-              <w:t xml:space="preserve">창구전시판매</w:t>
-            </w:r>
-          </w:p>
-        </w:tc>
-        <w:tc>
-          <w:tcPr>
-            <w:tcW w:w="3840" w:type="dxa"/>
-          </w:tcPr>
-          <w:p>
-            <w:pPr>
-              <w:spacing w:after="0"/>
-            </w:pPr>
-            <w:r>
-              <w:rPr>
-                <w:sz w:val="19"/>
-              </w:rPr>
-              <w:t xml:space="preserve">(재고 관리) 매주 금요일 재고 점검 12회 실시, 유통기한 경과 품목 0건</w:t>
-            </w:r>
-          </w:p>
-        </w:tc>
-        <w:tc>
-          <w:tcPr>
-            <w:tcW w:w="3360" w:type="dxa"/>
-          </w:tcPr>
-          <w:p>
-            <w:pPr>
-              <w:spacing w:after="0"/>
-            </w:pPr>
-            <w:r>
-              <w:rPr>
-                <w:sz w:val="19"/>
-              </w:rPr>
-              <w:t xml:space="preserve">02_보고서·계획(한글)/02_2025년_상반기_창구전시판매_운영_결과.hwpx [확인 전]</w:t>
-            </w:r>
-          </w:p>
-        </w:tc>
-      </w:tr>
-      <w:tr>
-        <w:trPr>
-          <w:cantSplit/>
-        </w:trPr>
-        <w:tc>
-          <w:tcPr>
-            <w:tcW w:w="864" w:type="dxa"/>
-          </w:tcPr>
-          <w:p>
-            <w:pPr>
-              <w:spacing w:after="0"/>
-            </w:pPr>
-            <w:r>
-              <w:rPr>
-                <w:sz w:val="19"/>
-              </w:rPr>
-              <w:t xml:space="preserve">7월</w:t>
-            </w:r>
-          </w:p>
-        </w:tc>
-        <w:tc>
-          <w:tcPr>
-            <w:tcW w:w="1536" w:type="dxa"/>
-          </w:tcPr>
-          <w:p>
-            <w:pPr>
-              <w:spacing w:after="0"/>
-            </w:pPr>
-            <w:r>
-              <w:rPr>
-                <w:sz w:val="19"/>
-              </w:rPr>
-              <w:t xml:space="preserve">매출·실적</w:t>
-            </w:r>
-          </w:p>
-        </w:tc>
-        <w:tc>
-          <w:tcPr>
-            <w:tcW w:w="3840" w:type="dxa"/>
-          </w:tcPr>
-          <w:p>
-            <w:pPr>
-              <w:spacing w:after="0"/>
-            </w:pPr>
-            <w:r>
-              <w:rPr>
-                <w:sz w:val="19"/>
-              </w:rPr>
-              <w:t xml:space="preserve">원문: 다. 준비사항 : 국별 상반기 실적과 하반기 추진계획을 7월 18일까지 영업과로 제출</w:t>
-            </w:r>
-          </w:p>
-        </w:tc>
-        <w:tc>
-          <w:tcPr>
-            <w:tcW w:w="3360" w:type="dxa"/>
-          </w:tcPr>
-          <w:p>
-            <w:pPr>
-              <w:spacing w:after="0"/>
-            </w:pPr>
-            <w:r>
-              <w:rPr>
-                <w:sz w:val="19"/>
-              </w:rPr>
-              <w:t xml:space="preserve">2025년 하반기 우편매출 진도점검 회의 개최 알림 · 2024·2025년 [확인 전]</w:t>
-            </w:r>
-          </w:p>
-        </w:tc>
-      </w:tr>
-      <w:tr>
-        <w:trPr>
-          <w:cantSplit/>
-        </w:trPr>
-        <w:tc>
-          <w:tcPr>
-            <w:tcW w:w="864" w:type="dxa"/>
-          </w:tcPr>
-          <w:p>
-            <w:pPr>
-              <w:spacing w:after="0"/>
-            </w:pPr>
-            <w:r>
-              <w:rPr>
-                <w:sz w:val="19"/>
-              </w:rPr>
-              <w:t xml:space="preserve">8월</w:t>
-            </w:r>
-          </w:p>
-        </w:tc>
-        <w:tc>
-          <w:tcPr>
-            <w:tcW w:w="1536" w:type="dxa"/>
-          </w:tcPr>
-          <w:p>
-            <w:pPr>
-              <w:spacing w:after="0"/>
-            </w:pPr>
-            <w:r>
-              <w:rPr>
-                <w:sz w:val="19"/>
-              </w:rPr>
-              <w:t xml:space="preserve">소포·택배·EMS</w:t>
-            </w:r>
-          </w:p>
-        </w:tc>
-        <w:tc>
-          <w:tcPr>
-            <w:tcW w:w="3840" w:type="dxa"/>
-          </w:tcPr>
-          <w:p>
-            <w:pPr>
-              <w:spacing w:after="0"/>
-            </w:pPr>
-            <w:r>
-              <w:rPr>
-                <w:sz w:val="19"/>
-              </w:rPr>
-              <w:t xml:space="preserve">다. 계약소포 : 요금후납 계약업체에 발송 예정 물량을 9월 11일까지 통보하도록 안내</w:t>
-            </w:r>
-          </w:p>
-        </w:tc>
-        <w:tc>
-          <w:tcPr>
-            <w:tcW w:w="3360" w:type="dxa"/>
-          </w:tcPr>
-          <w:p>
-            <w:pPr>
-              <w:spacing w:after="0"/>
-            </w:pPr>
-            <w:r>
-              <w:rPr>
-                <w:sz w:val="19"/>
-              </w:rPr>
-              <w:t xml:space="preserve">2026년 추석 명절 소포우편물 특별소통 대책 추진 · 2024·2025·2026년 [확인 전]</w:t>
-            </w:r>
-          </w:p>
-        </w:tc>
-      </w:tr>
-      <w:tr>
-        <w:trPr>
-          <w:cantSplit/>
-        </w:trPr>
-        <w:tc>
-          <w:tcPr>
-            <w:tcW w:w="864" w:type="dxa"/>
-          </w:tcPr>
-          <w:p>
-            <w:pPr>
-              <w:spacing w:after="0"/>
-            </w:pPr>
-            <w:r>
-              <w:rPr>
-                <w:sz w:val="19"/>
-              </w:rPr>
-              <w:t xml:space="preserve">10월</w:t>
-            </w:r>
-          </w:p>
-        </w:tc>
-        <w:tc>
-          <w:tcPr>
-            <w:tcW w:w="1536" w:type="dxa"/>
-          </w:tcPr>
-          <w:p>
-            <w:pPr>
-              <w:spacing w:after="0"/>
-            </w:pPr>
-            <w:r>
-              <w:rPr>
-                <w:sz w:val="19"/>
-              </w:rPr>
-              <w:t xml:space="preserve">우체국쇼핑</w:t>
-            </w:r>
-          </w:p>
-        </w:tc>
-        <w:tc>
-          <w:tcPr>
-            <w:tcW w:w="3840" w:type="dxa"/>
-          </w:tcPr>
-          <w:p>
-            <w:pPr>
-              <w:spacing w:after="0"/>
-            </w:pPr>
-            <w:r>
-              <w:rPr>
-                <w:sz w:val="19"/>
-              </w:rPr>
-              <w:t xml:space="preserve">원문: 1. 우편영업과-3310(2025. 10. 2., 2025년 우편영업 우수사례 제출 요청) 관련</w:t>
-            </w:r>
-          </w:p>
-        </w:tc>
-        <w:tc>
-          <w:tcPr>
-            <w:tcW w:w="3360" w:type="dxa"/>
-          </w:tcPr>
-          <w:p>
-            <w:pPr>
-              <w:spacing w:after="0"/>
-            </w:pPr>
-            <w:r>
-              <w:rPr>
-                <w:sz w:val="19"/>
-              </w:rPr>
               <w:t xml:space="preserve">2025년 우편영업 우수사례 제출(가온) · 2024·2025년 [확인 전]</w:t>
-            </w:r>
-          </w:p>
-        </w:tc>
-      </w:tr>
-      <w:tr>
-        <w:trPr>
-          <w:cantSplit/>
-        </w:trPr>
-        <w:tc>
-          <w:tcPr>
-            <w:tcW w:w="864" w:type="dxa"/>
-          </w:tcPr>
-          <w:p>
-            <w:pPr>
-              <w:spacing w:after="0"/>
-            </w:pPr>
-            <w:r>
-              <w:rPr>
-                <w:sz w:val="19"/>
-              </w:rPr>
-              <w:t xml:space="preserve">매주 금요일</w:t>
-            </w:r>
-          </w:p>
-        </w:tc>
-        <w:tc>
-          <w:tcPr>
-            <w:tcW w:w="1536" w:type="dxa"/>
-          </w:tcPr>
-          <w:p>
-            <w:pPr>
-              <w:spacing w:after="0"/>
-            </w:pPr>
-            <w:r>
-              <w:rPr>
-                <w:sz w:val="19"/>
-              </w:rPr>
-              <w:t xml:space="preserve">창구전시판매</w:t>
-            </w:r>
-          </w:p>
-        </w:tc>
-        <w:tc>
-          <w:tcPr>
-            <w:tcW w:w="3840" w:type="dxa"/>
-          </w:tcPr>
-          <w:p>
-            <w:pPr>
-              <w:spacing w:after="0"/>
-            </w:pPr>
-            <w:r>
-              <w:rPr>
-                <w:sz w:val="19"/>
-              </w:rPr>
-              <w:t xml:space="preserve">매주 금요일 매대 재고를 점검하고 판매대장에 기록한다.</w:t>
-            </w:r>
-          </w:p>
-        </w:tc>
-        <w:tc>
-          <w:tcPr>
-            <w:tcW w:w="3360" w:type="dxa"/>
-          </w:tcPr>
-          <w:p>
-            <w:pPr>
-              <w:spacing w:after="0"/>
-            </w:pPr>
-            <w:r>
-              <w:rPr>
-                <w:sz w:val="19"/>
-              </w:rPr>
-              <w:t xml:space="preserve">04_매뉴얼·회의록(워드)/우편영업실_업무매뉴얼_초안.docx [확인 전]</w:t>
             </w:r>
           </w:p>
         </w:tc>
@@ -2594,7 +2282,7 @@
               <w:rPr>
                 <w:sz w:val="19"/>
               </w:rPr>
-              <w:t xml:space="preserve">할 일: 나. 조치사항 : 미납 업체에 9월 30일까지 납부를 독촉하고, 미납 시 10월부터 요금후납 발송 정지</w:t>
+              <w:t xml:space="preserve">할 일(원문): 조치사항 : 미납 업체에 9월 30일까지 납부를 독촉하고, 미납 시 10월부터 요금후납 발송 정지</w:t>
             </w:r>
           </w:p>
           <w:p>
@@ -2739,7 +2427,7 @@
               <w:rPr>
                 <w:sz w:val="19"/>
               </w:rPr>
-              <w:t xml:space="preserve">할 일: - 세부추진계획 3월 13일까지 제출(서식은 우편영업과-658 붙임)</w:t>
+              <w:t xml:space="preserve">할 일(원문): 세부추진계획 3월 13일까지 제출(서식은 우편영업과-658 붙임)</w:t>
             </w:r>
           </w:p>
           <w:p>
@@ -2895,7 +2583,7 @@
               <w:rPr>
                 <w:sz w:val="19"/>
               </w:rPr>
-              <w:t xml:space="preserve">할 일: 다. 실적보고 : 기간 중 접수 실적을 1월 12일까지 영업과로 제출</w:t>
+              <w:t xml:space="preserve">할 일(원문): 실적보고 : 기간 중 접수 실적을 1월 12일까지 영업과로 제출</w:t>
             </w:r>
           </w:p>
           <w:p>
@@ -3051,12 +2739,135 @@
               <w:rPr>
                 <w:sz w:val="19"/>
               </w:rPr>
+              <w:t xml:space="preserve">원문: 특별소통기간(12. 15. ~ 1. 9.) 중 가온우체국 소포 접수 마감시간을 평일 16:30으로 조정합니다.</w:t>
+            </w:r>
+          </w:p>
+        </w:tc>
+        <w:tc>
+          <w:tcPr>
+            <w:tcW w:w="1152" w:type="dxa"/>
+          </w:tcPr>
+          <w:p>
+            <w:pPr>
+              <w:spacing w:after="0"/>
+            </w:pPr>
+            <w:r>
+              <w:rPr>
+                <w:sz w:val="19"/>
+              </w:rPr>
               <w:t xml:space="preserve"/>
             </w:r>
           </w:p>
         </w:tc>
         <w:tc>
           <w:tcPr>
+            <w:tcW w:w="672" w:type="dxa"/>
+          </w:tcPr>
+          <w:p>
+            <w:pPr>
+              <w:spacing w:after="0"/>
+            </w:pPr>
+            <w:r>
+              <w:rPr>
+                <w:sz w:val="19"/>
+              </w:rPr>
+              <w:t xml:space="preserve">☐</w:t>
+            </w:r>
+          </w:p>
+        </w:tc>
+      </w:tr>
+      <w:tr>
+        <w:trPr>
+          <w:cantSplit/>
+        </w:trPr>
+        <w:tc>
+          <w:tcPr>
+            <w:tcW w:w="960" w:type="dxa"/>
+          </w:tcPr>
+          <w:p>
+            <w:pPr>
+              <w:spacing w:after="0"/>
+            </w:pPr>
+            <w:r>
+              <w:rPr>
+                <w:sz w:val="19"/>
+              </w:rPr>
+              <w:t xml:space="preserve">우체국쇼핑</w:t>
+            </w:r>
+          </w:p>
+        </w:tc>
+        <w:tc>
+          <w:tcPr>
+            <w:tcW w:w="2592" w:type="dxa"/>
+          </w:tcPr>
+          <w:p>
+            <w:pPr>
+              <w:spacing w:after="0"/>
+            </w:pPr>
+            <w:r>
+              <w:rPr>
+                <w:sz w:val="19"/>
+              </w:rPr>
+              <w:t xml:space="preserve">RE: 2025년 우편영업 우수사례 제출(가온) [확인 전]</w:t>
+            </w:r>
+          </w:p>
+          <w:p>
+            <w:pPr>
+              <w:spacing w:after="0"/>
+            </w:pPr>
+            <w:r>
+              <w:rPr>
+                <w:sz w:val="19"/>
+              </w:rPr>
+              <w:t xml:space="preserve">2025-10-14 · 05_메일/20251014_우수사례_재제출_요청.eml</w:t>
+            </w:r>
+          </w:p>
+        </w:tc>
+        <w:tc>
+          <w:tcPr>
+            <w:tcW w:w="1344" w:type="dxa"/>
+          </w:tcPr>
+          <w:p>
+            <w:pPr>
+              <w:spacing w:after="0"/>
+            </w:pPr>
+            <w:r>
+              <w:rPr>
+                <w:sz w:val="19"/>
+              </w:rPr>
+              <w:t xml:space="preserve">진행 중</w:t>
+            </w:r>
+          </w:p>
+        </w:tc>
+        <w:tc>
+          <w:tcPr>
+            <w:tcW w:w="2880" w:type="dxa"/>
+          </w:tcPr>
+          <w:p>
+            <w:pPr>
+              <w:spacing w:after="0"/>
+            </w:pPr>
+            <w:r>
+              <w:rPr>
+                <w:sz w:val="19"/>
+              </w:rPr>
+              <w:t xml:space="preserve">할 일(원문): 수치를 넣어 10월 17일까지 다시 보내 주세요.</w:t>
+            </w:r>
+          </w:p>
+          <w:p>
+            <w:pPr>
+              <w:spacing w:after="0"/>
+            </w:pPr>
+            <w:r>
+              <w:rPr>
+                <w:sz w:val="19"/>
+              </w:rPr>
+              <w:t xml:space="preserve">원문: 서진우 실장님, 보내주신 우수사례 서식에 성과 수치(판매액·입점 품목 수)가 빠져 있어 반려합니다. / 수치를 넣어 10월 17일까지 다시 보내 주세요.</w:t>
+            </w:r>
+          </w:p>
+        </w:tc>
+        <w:tc>
+          <w:tcPr>
             <w:tcW w:w="1152" w:type="dxa"/>
           </w:tcPr>
           <w:p>
@@ -3067,6 +2878,274 @@
               <w:rPr>
                 <w:sz w:val="19"/>
               </w:rPr>
+              <w:t xml:space="preserve">민서현 063-000-0101</w:t>
+            </w:r>
+          </w:p>
+        </w:tc>
+        <w:tc>
+          <w:tcPr>
+            <w:tcW w:w="672" w:type="dxa"/>
+          </w:tcPr>
+          <w:p>
+            <w:pPr>
+              <w:spacing w:after="0"/>
+            </w:pPr>
+            <w:r>
+              <w:rPr>
+                <w:sz w:val="19"/>
+              </w:rPr>
+              <w:t xml:space="preserve">☐</w:t>
+            </w:r>
+          </w:p>
+        </w:tc>
+      </w:tr>
+      <w:tr>
+        <w:trPr>
+          <w:cantSplit/>
+        </w:trPr>
+        <w:tc>
+          <w:tcPr>
+            <w:tcW w:w="960" w:type="dxa"/>
+          </w:tcPr>
+          <w:p>
+            <w:pPr>
+              <w:spacing w:after="0"/>
+            </w:pPr>
+            <w:r>
+              <w:rPr>
+                <w:sz w:val="19"/>
+              </w:rPr>
+              <w:t xml:space="preserve">매출·실적</w:t>
+            </w:r>
+          </w:p>
+        </w:tc>
+        <w:tc>
+          <w:tcPr>
+            <w:tcW w:w="2592" w:type="dxa"/>
+          </w:tcPr>
+          <w:p>
+            <w:pPr>
+              <w:spacing w:after="0"/>
+            </w:pPr>
+            <w:r>
+              <w:rPr>
+                <w:sz w:val="19"/>
+              </w:rPr>
+              <w:t xml:space="preserve">2026년도 우편매출액 목표 배정 알림 (우편영업과-658) [확인 전]</w:t>
+            </w:r>
+          </w:p>
+          <w:p>
+            <w:pPr>
+              <w:spacing w:after="0"/>
+            </w:pPr>
+            <w:r>
+              <w:rPr>
+                <w:sz w:val="19"/>
+              </w:rPr>
+              <w:t xml:space="preserve">2026-02-18 · 01_공문/10_우편영업과658_202602_2026년도_우편매출액_목표_배정_알림.odt</w:t>
+            </w:r>
+          </w:p>
+        </w:tc>
+        <w:tc>
+          <w:tcPr>
+            <w:tcW w:w="1344" w:type="dxa"/>
+          </w:tcPr>
+          <w:p>
+            <w:pPr>
+              <w:spacing w:after="0"/>
+            </w:pPr>
+            <w:r>
+              <w:rPr>
+                <w:sz w:val="19"/>
+              </w:rPr>
+              <w:t xml:space="preserve">기한</w:t>
+            </w:r>
+          </w:p>
+          <w:p>
+            <w:pPr>
+              <w:spacing w:after="0"/>
+            </w:pPr>
+            <w:r>
+              <w:rPr>
+                <w:sz w:val="19"/>
+              </w:rPr>
+              <w:t xml:space="preserve">2026-03-13</w:t>
+            </w:r>
+          </w:p>
+          <w:p>
+            <w:pPr>
+              <w:spacing w:after="0"/>
+            </w:pPr>
+            <w:r>
+              <w:rPr>
+                <w:sz w:val="19"/>
+              </w:rPr>
+              <w:t xml:space="preserve">진행 중</w:t>
+            </w:r>
+          </w:p>
+        </w:tc>
+        <w:tc>
+          <w:tcPr>
+            <w:tcW w:w="2880" w:type="dxa"/>
+          </w:tcPr>
+          <w:p>
+            <w:pPr>
+              <w:spacing w:after="0"/>
+            </w:pPr>
+            <w:r>
+              <w:rPr>
+                <w:sz w:val="19"/>
+              </w:rPr>
+              <w:t xml:space="preserve">할 일(원문): 2026년도 우편매출액 목표를 붙임과 같이 배정하니 세부추진계획을 수립하여 3월 13일까지 제출하여 주시기 바랍니다.</w:t>
+            </w:r>
+          </w:p>
+          <w:p>
+            <w:pPr>
+              <w:spacing w:after="0"/>
+            </w:pPr>
+            <w:r>
+              <w:rPr>
+                <w:sz w:val="19"/>
+              </w:rPr>
+              <w:t xml:space="preserve">원문: 2. 2026년도 우편매출액 목표를 붙임과 같이 배정하니 세부추진계획을 수립하여 3월 13일까지 제출하여 주시기 바랍니다.</w:t>
+            </w:r>
+          </w:p>
+        </w:tc>
+        <w:tc>
+          <w:tcPr>
+            <w:tcW w:w="1152" w:type="dxa"/>
+          </w:tcPr>
+          <w:p>
+            <w:pPr>
+              <w:spacing w:after="0"/>
+            </w:pPr>
+            <w:r>
+              <w:rPr>
+                <w:sz w:val="19"/>
+              </w:rPr>
+              <w:t xml:space="preserve">민서현 063-000-0101</w:t>
+            </w:r>
+          </w:p>
+        </w:tc>
+        <w:tc>
+          <w:tcPr>
+            <w:tcW w:w="672" w:type="dxa"/>
+          </w:tcPr>
+          <w:p>
+            <w:pPr>
+              <w:spacing w:after="0"/>
+            </w:pPr>
+            <w:r>
+              <w:rPr>
+                <w:sz w:val="19"/>
+              </w:rPr>
+              <w:t xml:space="preserve">☐</w:t>
+            </w:r>
+          </w:p>
+        </w:tc>
+      </w:tr>
+      <w:tr>
+        <w:trPr>
+          <w:cantSplit/>
+        </w:trPr>
+        <w:tc>
+          <w:tcPr>
+            <w:tcW w:w="960" w:type="dxa"/>
+          </w:tcPr>
+          <w:p>
+            <w:pPr>
+              <w:spacing w:after="0"/>
+            </w:pPr>
+            <w:r>
+              <w:rPr>
+                <w:sz w:val="19"/>
+              </w:rPr>
+              <w:t xml:space="preserve">회의·보고</w:t>
+            </w:r>
+          </w:p>
+        </w:tc>
+        <w:tc>
+          <w:tcPr>
+            <w:tcW w:w="2592" w:type="dxa"/>
+          </w:tcPr>
+          <w:p>
+            <w:pPr>
+              <w:spacing w:after="0"/>
+            </w:pPr>
+            <w:r>
+              <w:rPr>
+                <w:sz w:val="19"/>
+              </w:rPr>
+              <w:t xml:space="preserve">영업과 주간회의록 20251110 [확인 전]</w:t>
+            </w:r>
+          </w:p>
+          <w:p>
+            <w:pPr>
+              <w:spacing w:after="0"/>
+            </w:pPr>
+            <w:r>
+              <w:rPr>
+                <w:sz w:val="19"/>
+              </w:rPr>
+              <w:t xml:space="preserve">2025-11-10 · 04_매뉴얼·회의록(워드)/영업과_주간회의록_20251110.docx</w:t>
+            </w:r>
+          </w:p>
+        </w:tc>
+        <w:tc>
+          <w:tcPr>
+            <w:tcW w:w="1344" w:type="dxa"/>
+          </w:tcPr>
+          <w:p>
+            <w:pPr>
+              <w:spacing w:after="0"/>
+            </w:pPr>
+            <w:r>
+              <w:rPr>
+                <w:sz w:val="19"/>
+              </w:rPr>
+              <w:t xml:space="preserve">진행 중</w:t>
+            </w:r>
+          </w:p>
+        </w:tc>
+        <w:tc>
+          <w:tcPr>
+            <w:tcW w:w="2880" w:type="dxa"/>
+          </w:tcPr>
+          <w:p>
+            <w:pPr>
+              <w:spacing w:after="0"/>
+            </w:pPr>
+            <w:r>
+              <w:rPr>
+                <w:sz w:val="19"/>
+              </w:rPr>
+              <w:t xml:space="preserve">할 일(원문): 과장 지시: 11월 말까지 분할 납부 합의서를 받고, 합의가 안 되면 12월부터 발송을 정지한다.</w:t>
+            </w:r>
+          </w:p>
+          <w:p>
+            <w:pPr>
+              <w:spacing w:after="0"/>
+            </w:pPr>
+            <w:r>
+              <w:rPr>
+                <w:sz w:val="19"/>
+              </w:rPr>
+              <w:t xml:space="preserve">원문: 1. 요금후납 미납 요금 / (주)한결물류 7월분 1,240천원이 아직 미납 상태이며, 업체는 2회 분할 납부를 요청하였다. / 과장 지시: 11월 말까지 분할 납부 합의서를 받고, 합의가 안 되면 12월부터 발송을 정지한다.</w:t>
+            </w:r>
+          </w:p>
+        </w:tc>
+        <w:tc>
+          <w:tcPr>
+            <w:tcW w:w="1152" w:type="dxa"/>
+          </w:tcPr>
+          <w:p>
+            <w:pPr>
+              <w:spacing w:after="0"/>
+            </w:pPr>
+            <w:r>
+              <w:rPr>
+                <w:sz w:val="19"/>
+              </w:rPr>
               <w:t xml:space="preserve"/>
             </w:r>
           </w:p>
@@ -3104,7 +3183,7 @@
               <w:rPr>
                 <w:sz w:val="19"/>
               </w:rPr>
-              <w:t xml:space="preserve">소포·택배·EMS</w:t>
+              <w:t xml:space="preserve">회의·보고</w:t>
             </w:r>
           </w:p>
         </w:tc>
@@ -3120,18 +3199,18 @@
               <w:rPr>
                 <w:sz w:val="19"/>
               </w:rPr>
-              <w:t xml:space="preserve">2026년 추석 명절 소포우편물 특별소통 대책 추진 (영업과-1510) [확인 전]</w:t>
-            </w:r>
-          </w:p>
-          <w:p>
-            <w:pPr>
-              <w:spacing w:after="0"/>
-            </w:pPr>
-            <w:r>
-              <w:rPr>
-                <w:sz w:val="19"/>
-              </w:rPr>
-              <w:t xml:space="preserve">2026-08-13 · 08_연도별_공문/20260813_03_2026년_추석_명절_소포우편물_특별소통_대책_추진.odt</w:t>
+              <w:t xml:space="preserve">2026년 우편영업 업무 추진계획 초안 [확인 전]</w:t>
+            </w:r>
+          </w:p>
+          <w:p>
+            <w:pPr>
+              <w:spacing w:after="0"/>
+            </w:pPr>
+            <w:r>
+              <w:rPr>
+                <w:sz w:val="19"/>
+              </w:rPr>
+              <w:t xml:space="preserve">2026-02-20 · 02_보고서·계획(한글)/03_2026년_우편영업_업무_추진계획_초안_.hwpx</w:t>
             </w:r>
           </w:p>
         </w:tc>
@@ -3158,7 +3237,7 @@
               <w:rPr>
                 <w:sz w:val="19"/>
               </w:rPr>
-              <w:t xml:space="preserve">2026-09-11</w:t>
+              <w:t xml:space="preserve">2026-03-13</w:t>
             </w:r>
           </w:p>
           <w:p>
@@ -3185,543 +3264,7 @@
               <w:rPr>
                 <w:sz w:val="19"/>
               </w:rPr>
-              <w:t xml:space="preserve">할 일: 다. 계약소포 : 요금후납 계약업체에 발송 예정 물량을 9월 11일까지 통보하도록 안내</w:t>
-            </w:r>
-          </w:p>
-          <w:p>
-            <w:pPr>
-              <w:spacing w:after="0"/>
-            </w:pPr>
-            <w:r>
-              <w:rPr>
-                <w:sz w:val="19"/>
-              </w:rPr>
-              <w:t xml:space="preserve">원문: 다. 계약소포 : 요금후납 계약업체에 발송 예정 물량을 9월 11일까지 통보하도록 안내 / 라. 임시인력 : 소포 접수 보조 2명을 9월 11일까지 채용</w:t>
-            </w:r>
-          </w:p>
-        </w:tc>
-        <w:tc>
-          <w:tcPr>
-            <w:tcW w:w="1152" w:type="dxa"/>
-          </w:tcPr>
-          <w:p>
-            <w:pPr>
-              <w:spacing w:after="0"/>
-            </w:pPr>
-            <w:r>
-              <w:rPr>
-                <w:sz w:val="19"/>
-              </w:rPr>
-              <w:t xml:space="preserve">김도현 063-000-0202</w:t>
-            </w:r>
-          </w:p>
-        </w:tc>
-        <w:tc>
-          <w:tcPr>
-            <w:tcW w:w="672" w:type="dxa"/>
-          </w:tcPr>
-          <w:p>
-            <w:pPr>
-              <w:spacing w:after="0"/>
-            </w:pPr>
-            <w:r>
-              <w:rPr>
-                <w:sz w:val="19"/>
-              </w:rPr>
-              <w:t xml:space="preserve">☐</w:t>
-            </w:r>
-          </w:p>
-        </w:tc>
-      </w:tr>
-      <w:tr>
-        <w:trPr>
-          <w:cantSplit/>
-        </w:trPr>
-        <w:tc>
-          <w:tcPr>
-            <w:tcW w:w="960" w:type="dxa"/>
-          </w:tcPr>
-          <w:p>
-            <w:pPr>
-              <w:spacing w:after="0"/>
-            </w:pPr>
-            <w:r>
-              <w:rPr>
-                <w:sz w:val="19"/>
-              </w:rPr>
-              <w:t xml:space="preserve">우체국쇼핑</w:t>
-            </w:r>
-          </w:p>
-        </w:tc>
-        <w:tc>
-          <w:tcPr>
-            <w:tcW w:w="2592" w:type="dxa"/>
-          </w:tcPr>
-          <w:p>
-            <w:pPr>
-              <w:spacing w:after="0"/>
-            </w:pPr>
-            <w:r>
-              <w:rPr>
-                <w:sz w:val="19"/>
-              </w:rPr>
-              <w:t xml:space="preserve">RE: 2025년 우편영업 우수사례 제출(가온) [확인 전]</w:t>
-            </w:r>
-          </w:p>
-          <w:p>
-            <w:pPr>
-              <w:spacing w:after="0"/>
-            </w:pPr>
-            <w:r>
-              <w:rPr>
-                <w:sz w:val="19"/>
-              </w:rPr>
-              <w:t xml:space="preserve">2025-10-14 · 05_메일/20251014_우수사례_재제출_요청.eml</w:t>
-            </w:r>
-          </w:p>
-        </w:tc>
-        <w:tc>
-          <w:tcPr>
-            <w:tcW w:w="1344" w:type="dxa"/>
-          </w:tcPr>
-          <w:p>
-            <w:pPr>
-              <w:spacing w:after="0"/>
-            </w:pPr>
-            <w:r>
-              <w:rPr>
-                <w:sz w:val="19"/>
-              </w:rPr>
-              <w:t xml:space="preserve">진행 중</w:t>
-            </w:r>
-          </w:p>
-        </w:tc>
-        <w:tc>
-          <w:tcPr>
-            <w:tcW w:w="2880" w:type="dxa"/>
-          </w:tcPr>
-          <w:p>
-            <w:pPr>
-              <w:spacing w:after="0"/>
-            </w:pPr>
-            <w:r>
-              <w:rPr>
-                <w:sz w:val="19"/>
-              </w:rPr>
-              <w:t xml:space="preserve">할 일: 수치를 넣어 10월 17일까지 다시 보내 주세요.</w:t>
-            </w:r>
-          </w:p>
-          <w:p>
-            <w:pPr>
-              <w:spacing w:after="0"/>
-            </w:pPr>
-            <w:r>
-              <w:rPr>
-                <w:sz w:val="19"/>
-              </w:rPr>
-              <w:t xml:space="preserve">원문: 서진우 실장님, 보내주신 우수사례 서식에 성과 수치(판매액·입점 품목 수)가 빠져 있어 반려합니다. / 수치를 넣어 10월 17일까지 다시 보내 주세요.</w:t>
-            </w:r>
-          </w:p>
-        </w:tc>
-        <w:tc>
-          <w:tcPr>
-            <w:tcW w:w="1152" w:type="dxa"/>
-          </w:tcPr>
-          <w:p>
-            <w:pPr>
-              <w:spacing w:after="0"/>
-            </w:pPr>
-            <w:r>
-              <w:rPr>
-                <w:sz w:val="19"/>
-              </w:rPr>
-              <w:t xml:space="preserve">민서현 063-000-0101</w:t>
-            </w:r>
-          </w:p>
-        </w:tc>
-        <w:tc>
-          <w:tcPr>
-            <w:tcW w:w="672" w:type="dxa"/>
-          </w:tcPr>
-          <w:p>
-            <w:pPr>
-              <w:spacing w:after="0"/>
-            </w:pPr>
-            <w:r>
-              <w:rPr>
-                <w:sz w:val="19"/>
-              </w:rPr>
-              <w:t xml:space="preserve">☐</w:t>
-            </w:r>
-          </w:p>
-        </w:tc>
-      </w:tr>
-      <w:tr>
-        <w:trPr>
-          <w:cantSplit/>
-        </w:trPr>
-        <w:tc>
-          <w:tcPr>
-            <w:tcW w:w="960" w:type="dxa"/>
-          </w:tcPr>
-          <w:p>
-            <w:pPr>
-              <w:spacing w:after="0"/>
-            </w:pPr>
-            <w:r>
-              <w:rPr>
-                <w:sz w:val="19"/>
-              </w:rPr>
-              <w:t xml:space="preserve">매출·실적</w:t>
-            </w:r>
-          </w:p>
-        </w:tc>
-        <w:tc>
-          <w:tcPr>
-            <w:tcW w:w="2592" w:type="dxa"/>
-          </w:tcPr>
-          <w:p>
-            <w:pPr>
-              <w:spacing w:after="0"/>
-            </w:pPr>
-            <w:r>
-              <w:rPr>
-                <w:sz w:val="19"/>
-              </w:rPr>
-              <w:t xml:space="preserve">2026년도 우편매출액 목표 배정 알림 (우편영업과-658) [확인 전]</w:t>
-            </w:r>
-          </w:p>
-          <w:p>
-            <w:pPr>
-              <w:spacing w:after="0"/>
-            </w:pPr>
-            <w:r>
-              <w:rPr>
-                <w:sz w:val="19"/>
-              </w:rPr>
-              <w:t xml:space="preserve">2026-02-18 · 01_공문/10_우편영업과658_202602_2026년도_우편매출액_목표_배정_알림.odt</w:t>
-            </w:r>
-          </w:p>
-        </w:tc>
-        <w:tc>
-          <w:tcPr>
-            <w:tcW w:w="1344" w:type="dxa"/>
-          </w:tcPr>
-          <w:p>
-            <w:pPr>
-              <w:spacing w:after="0"/>
-            </w:pPr>
-            <w:r>
-              <w:rPr>
-                <w:sz w:val="19"/>
-              </w:rPr>
-              <w:t xml:space="preserve">기한</w:t>
-            </w:r>
-          </w:p>
-          <w:p>
-            <w:pPr>
-              <w:spacing w:after="0"/>
-            </w:pPr>
-            <w:r>
-              <w:rPr>
-                <w:sz w:val="19"/>
-              </w:rPr>
-              <w:t xml:space="preserve">2026-03-13</w:t>
-            </w:r>
-          </w:p>
-          <w:p>
-            <w:pPr>
-              <w:spacing w:after="0"/>
-            </w:pPr>
-            <w:r>
-              <w:rPr>
-                <w:sz w:val="19"/>
-              </w:rPr>
-              <w:t xml:space="preserve">진행 중</w:t>
-            </w:r>
-          </w:p>
-        </w:tc>
-        <w:tc>
-          <w:tcPr>
-            <w:tcW w:w="2880" w:type="dxa"/>
-          </w:tcPr>
-          <w:p>
-            <w:pPr>
-              <w:spacing w:after="0"/>
-            </w:pPr>
-            <w:r>
-              <w:rPr>
-                <w:sz w:val="19"/>
-              </w:rPr>
-              <w:t xml:space="preserve">할 일: 2. 2026년도 우편매출액 목표를 붙임과 같이 배정하니 세부추진계획을 수립하여 3월 13일까지 제출하여 주시기 바랍니다.</w:t>
-            </w:r>
-          </w:p>
-          <w:p>
-            <w:pPr>
-              <w:spacing w:after="0"/>
-            </w:pPr>
-            <w:r>
-              <w:rPr>
-                <w:sz w:val="19"/>
-              </w:rPr>
-              <w:t xml:space="preserve">원문: 2. 2026년도 우편매출액 목표를 붙임과 같이 배정하니 세부추진계획을 수립하여 3월 13일까지 제출하여 주시기 바랍니다.</w:t>
-            </w:r>
-          </w:p>
-        </w:tc>
-        <w:tc>
-          <w:tcPr>
-            <w:tcW w:w="1152" w:type="dxa"/>
-          </w:tcPr>
-          <w:p>
-            <w:pPr>
-              <w:spacing w:after="0"/>
-            </w:pPr>
-            <w:r>
-              <w:rPr>
-                <w:sz w:val="19"/>
-              </w:rPr>
-              <w:t xml:space="preserve">민서현 063-000-0101</w:t>
-            </w:r>
-          </w:p>
-        </w:tc>
-        <w:tc>
-          <w:tcPr>
-            <w:tcW w:w="672" w:type="dxa"/>
-          </w:tcPr>
-          <w:p>
-            <w:pPr>
-              <w:spacing w:after="0"/>
-            </w:pPr>
-            <w:r>
-              <w:rPr>
-                <w:sz w:val="19"/>
-              </w:rPr>
-              <w:t xml:space="preserve">☐</w:t>
-            </w:r>
-          </w:p>
-        </w:tc>
-      </w:tr>
-      <w:tr>
-        <w:trPr>
-          <w:cantSplit/>
-        </w:trPr>
-        <w:tc>
-          <w:tcPr>
-            <w:tcW w:w="960" w:type="dxa"/>
-          </w:tcPr>
-          <w:p>
-            <w:pPr>
-              <w:spacing w:after="0"/>
-            </w:pPr>
-            <w:r>
-              <w:rPr>
-                <w:sz w:val="19"/>
-              </w:rPr>
-              <w:t xml:space="preserve">회의·보고</w:t>
-            </w:r>
-          </w:p>
-        </w:tc>
-        <w:tc>
-          <w:tcPr>
-            <w:tcW w:w="2592" w:type="dxa"/>
-          </w:tcPr>
-          <w:p>
-            <w:pPr>
-              <w:spacing w:after="0"/>
-            </w:pPr>
-            <w:r>
-              <w:rPr>
-                <w:sz w:val="19"/>
-              </w:rPr>
-              <w:t xml:space="preserve">영업과 주간회의록 20251110 [확인 전]</w:t>
-            </w:r>
-          </w:p>
-          <w:p>
-            <w:pPr>
-              <w:spacing w:after="0"/>
-            </w:pPr>
-            <w:r>
-              <w:rPr>
-                <w:sz w:val="19"/>
-              </w:rPr>
-              <w:t xml:space="preserve">2025-11-10 · 04_매뉴얼·회의록(워드)/영업과_주간회의록_20251110.docx</w:t>
-            </w:r>
-          </w:p>
-        </w:tc>
-        <w:tc>
-          <w:tcPr>
-            <w:tcW w:w="1344" w:type="dxa"/>
-          </w:tcPr>
-          <w:p>
-            <w:pPr>
-              <w:spacing w:after="0"/>
-            </w:pPr>
-            <w:r>
-              <w:rPr>
-                <w:sz w:val="19"/>
-              </w:rPr>
-              <w:t xml:space="preserve">진행 중</w:t>
-            </w:r>
-          </w:p>
-        </w:tc>
-        <w:tc>
-          <w:tcPr>
-            <w:tcW w:w="2880" w:type="dxa"/>
-          </w:tcPr>
-          <w:p>
-            <w:pPr>
-              <w:spacing w:after="0"/>
-            </w:pPr>
-            <w:r>
-              <w:rPr>
-                <w:sz w:val="19"/>
-              </w:rPr>
-              <w:t xml:space="preserve">할 일: 과장 지시: 11월 말까지 분할 납부 합의서를 받고, 합의가 안 되면 12월부터 발송을 정지한다.</w:t>
-            </w:r>
-          </w:p>
-          <w:p>
-            <w:pPr>
-              <w:spacing w:after="0"/>
-            </w:pPr>
-            <w:r>
-              <w:rPr>
-                <w:sz w:val="19"/>
-              </w:rPr>
-              <w:t xml:space="preserve">원문: 1. 요금후납 미납 요금 / (주)한결물류 7월분 1,240천원이 아직 미납 상태이며, 업체는 2회 분할 납부를 요청하였다. / 과장 지시: 11월 말까지 분할 납부 합의서를 받고, 합의가 안 되면 12월부터 발송을 정지한다.</w:t>
-            </w:r>
-          </w:p>
-        </w:tc>
-        <w:tc>
-          <w:tcPr>
-            <w:tcW w:w="1152" w:type="dxa"/>
-          </w:tcPr>
-          <w:p>
-            <w:pPr>
-              <w:spacing w:after="0"/>
-            </w:pPr>
-            <w:r>
-              <w:rPr>
-                <w:sz w:val="19"/>
-              </w:rPr>
-              <w:t xml:space="preserve"/>
-            </w:r>
-          </w:p>
-        </w:tc>
-        <w:tc>
-          <w:tcPr>
-            <w:tcW w:w="672" w:type="dxa"/>
-          </w:tcPr>
-          <w:p>
-            <w:pPr>
-              <w:spacing w:after="0"/>
-            </w:pPr>
-            <w:r>
-              <w:rPr>
-                <w:sz w:val="19"/>
-              </w:rPr>
-              <w:t xml:space="preserve">☐</w:t>
-            </w:r>
-          </w:p>
-        </w:tc>
-      </w:tr>
-      <w:tr>
-        <w:trPr>
-          <w:cantSplit/>
-        </w:trPr>
-        <w:tc>
-          <w:tcPr>
-            <w:tcW w:w="960" w:type="dxa"/>
-          </w:tcPr>
-          <w:p>
-            <w:pPr>
-              <w:spacing w:after="0"/>
-            </w:pPr>
-            <w:r>
-              <w:rPr>
-                <w:sz w:val="19"/>
-              </w:rPr>
-              <w:t xml:space="preserve">회의·보고</w:t>
-            </w:r>
-          </w:p>
-        </w:tc>
-        <w:tc>
-          <w:tcPr>
-            <w:tcW w:w="2592" w:type="dxa"/>
-          </w:tcPr>
-          <w:p>
-            <w:pPr>
-              <w:spacing w:after="0"/>
-            </w:pPr>
-            <w:r>
-              <w:rPr>
-                <w:sz w:val="19"/>
-              </w:rPr>
-              <w:t xml:space="preserve">2026년 우편영업 업무 추진계획 초안 [확인 전]</w:t>
-            </w:r>
-          </w:p>
-          <w:p>
-            <w:pPr>
-              <w:spacing w:after="0"/>
-            </w:pPr>
-            <w:r>
-              <w:rPr>
-                <w:sz w:val="19"/>
-              </w:rPr>
-              <w:t xml:space="preserve">2026-02-20 · 02_보고서·계획(한글)/03_2026년_우편영업_업무_추진계획_초안_.hwpx</w:t>
-            </w:r>
-          </w:p>
-        </w:tc>
-        <w:tc>
-          <w:tcPr>
-            <w:tcW w:w="1344" w:type="dxa"/>
-          </w:tcPr>
-          <w:p>
-            <w:pPr>
-              <w:spacing w:after="0"/>
-            </w:pPr>
-            <w:r>
-              <w:rPr>
-                <w:sz w:val="19"/>
-              </w:rPr>
-              <w:t xml:space="preserve">기한</w:t>
-            </w:r>
-          </w:p>
-          <w:p>
-            <w:pPr>
-              <w:spacing w:after="0"/>
-            </w:pPr>
-            <w:r>
-              <w:rPr>
-                <w:sz w:val="19"/>
-              </w:rPr>
-              <w:t xml:space="preserve">2026-03-13</w:t>
-            </w:r>
-          </w:p>
-          <w:p>
-            <w:pPr>
-              <w:spacing w:after="0"/>
-            </w:pPr>
-            <w:r>
-              <w:rPr>
-                <w:sz w:val="19"/>
-              </w:rPr>
-              <w:t xml:space="preserve">진행 중</w:t>
-            </w:r>
-          </w:p>
-        </w:tc>
-        <w:tc>
-          <w:tcPr>
-            <w:tcW w:w="2880" w:type="dxa"/>
-          </w:tcPr>
-          <w:p>
-            <w:pPr>
-              <w:spacing w:after="0"/>
-            </w:pPr>
-            <w:r>
-              <w:rPr>
-                <w:sz w:val="19"/>
-              </w:rPr>
-              <w:t xml:space="preserve">할 일: ㅇ (목표) 12,850백만원(전년 比 3.0% 증), 세부추진계획 3월 13일까지 지방우정청 제출</w:t>
+              <w:t xml:space="preserve">할 일(원문): (목표) 12,850백만원(전년 比 3.0% 증), 세부추진계획 3월 13일까지 지방우정청 제출</w:t>
             </w:r>
           </w:p>
           <w:p>
@@ -3977,7 +3520,7 @@
               <w:rPr>
                 <w:sz w:val="19"/>
               </w:rPr>
-              <w:t xml:space="preserve">다음: 분할 납부가 가능한지 회신 부탁드립니다.</w:t>
+              <w:t xml:space="preserve">다음(원문): 분할 납부가 가능한지 회신 부탁드립니다.</w:t>
             </w:r>
           </w:p>
           <w:p>
@@ -4084,18 +3627,18 @@
               <w:rPr>
                 <w:sz w:val="19"/>
               </w:rPr>
-              <w:t xml:space="preserve">다음: - 과장: 합의서 받으면 분할 허용. 12.3 업체 통화, 합의서 아직 안 옴.</w:t>
-            </w:r>
-          </w:p>
-          <w:p>
-            <w:pPr>
-              <w:spacing w:after="0"/>
-            </w:pPr>
-            <w:r>
-              <w:rPr>
-                <w:sz w:val="19"/>
-              </w:rPr>
-              <w:t xml:space="preserve">할 일: - 후임자: 1월 말까지 합의서 못 받으면 발송 정지 공문.</w:t>
+              <w:t xml:space="preserve">다음(원문): 과장: 합의서 받으면 분할 허용. 12.3 업체 통화, 합의서 아직 안 옴.</w:t>
+            </w:r>
+          </w:p>
+          <w:p>
+            <w:pPr>
+              <w:spacing w:after="0"/>
+            </w:pPr>
+            <w:r>
+              <w:rPr>
+                <w:sz w:val="19"/>
+              </w:rPr>
+              <w:t xml:space="preserve">할 일(원문): 후임자: 1월 말까지 합의서 못 받으면 발송 정지 공문.</w:t>
             </w:r>
           </w:p>
           <w:p>
@@ -4202,18 +3745,18 @@
               <w:rPr>
                 <w:sz w:val="19"/>
               </w:rPr>
-              <w:t xml:space="preserve">다음: - 농협 이하람 담당에게 반품 요청(1.15). "반품은 어렵고 교환은 가능"이라 함. 결론 못 냄.</w:t>
-            </w:r>
-          </w:p>
-          <w:p>
-            <w:pPr>
-              <w:spacing w:after="0"/>
-            </w:pPr>
-            <w:r>
-              <w:rPr>
-                <w:sz w:val="19"/>
-              </w:rPr>
-              <w:t xml:space="preserve">할 일: - 2월 중 교환 또는 할인 판매 결정해야 함.</w:t>
+              <w:t xml:space="preserve">다음(원문): 농협 이하람 담당에게 반품 요청(1.15). "반품은 어렵고 교환은 가능"이라 함. 결론 못 냄.</w:t>
+            </w:r>
+          </w:p>
+          <w:p>
+            <w:pPr>
+              <w:spacing w:after="0"/>
+            </w:pPr>
+            <w:r>
+              <w:rPr>
+                <w:sz w:val="19"/>
+              </w:rPr>
+              <w:t xml:space="preserve">할 일(원문): 2월 중 교환 또는 할인 판매 결정해야 함.</w:t>
             </w:r>
           </w:p>
           <w:p>
@@ -6492,7 +6035,7 @@
           <w:color w:val="888888"/>
           <w:sz w:val="16"/>
         </w:rPr>
-        <w:t xml:space="preserve">작성 기준: 2026-10-26 21:53 · 돌다리 v3.8 (2026-10-26)</w:t>
+        <w:t xml:space="preserve">작성 기준: 2026-10-27 22:20 · 돌다리 v3.8 (2026-10-26)</w:t>
       </w:r>
     </w:p>
     <w:p>
